--- a/xiquimvargasmanuais/09_Raio_X_Engenharia_AutonomIA_ERP_2.2.1.docx
+++ b/xiquimvargasmanuais/09_Raio_X_Engenharia_AutonomIA_ERP_2.2.1.docx
@@ -1,5 +1,70 @@
 
-<file path=word/document.xml><?xml version="1.0" encoding="utf-8"?>
+<file path=customXml\item1.xml><?xml version="1.0" encoding="utf-8"?>
+<b:Sources xmlns:b="http://schemas.openxmlformats.org/officeDocument/2006/bibliography" xmlns="http://schemas.openxmlformats.org/officeDocument/2006/bibliography" SelectedStyle="/APA.XSL" StyleName="APA"/>
+</file>
+
+<file path=customXml\itemProps1.xml><?xml version="1.0" encoding="utf-8"?>
+<ds:datastoreItem xmlns:ds="http://schemas.openxmlformats.org/officeDocument/2006/customXml" ds:itemID="{EF278816-EC6F-A645-907D-7F25AECB1D4A}">
+  <ds:schemaRefs>
+    <ds:schemaRef ds:uri="http://schemas.openxmlformats.org/officeDocument/2006/bibliography"/>
+  </ds:schemaRefs>
+</ds:datastoreItem>
+</file>
+
+<file path=docProps\app.xml><?xml version="1.0" encoding="utf-8"?>
+<Properties xmlns="http://schemas.openxmlformats.org/officeDocument/2006/extended-properties" xmlns:vt="http://schemas.openxmlformats.org/officeDocument/2006/docPropsVTypes">
+  <Template>Normal.dotm</Template>
+  <TotalTime>0</TotalTime>
+  <Pages>1</Pages>
+  <Words>0</Words>
+  <Characters>0</Characters>
+  <Application>Microsoft Macintosh Word</Application>
+  <DocSecurity>0</DocSecurity>
+  <Lines>0</Lines>
+  <Paragraphs>0</Paragraphs>
+  <ScaleCrop>false</ScaleCrop>
+  <HeadingPairs>
+    <vt:vector size="2" baseType="variant">
+      <vt:variant>
+        <vt:lpstr>Title</vt:lpstr>
+      </vt:variant>
+      <vt:variant>
+        <vt:i4>1</vt:i4>
+      </vt:variant>
+    </vt:vector>
+  </HeadingPairs>
+  <TitlesOfParts>
+    <vt:vector size="1" baseType="lpstr">
+      <vt:lpstr/>
+    </vt:vector>
+  </TitlesOfParts>
+  <Manager/>
+  <Company/>
+  <LinksUpToDate>false</LinksUpToDate>
+  <CharactersWithSpaces>0</CharactersWithSpaces>
+  <SharedDoc>false</SharedDoc>
+  <HyperlinkBase/>
+  <HyperlinksChanged>false</HyperlinksChanged>
+  <AppVersion>14.0000</AppVersion>
+</Properties>
+</file>
+
+<file path=docProps\core.xml><?xml version="1.0" encoding="utf-8"?>
+<cp:coreProperties xmlns:cp="http://schemas.openxmlformats.org/package/2006/metadata/core-properties" xmlns:dc="http://purl.org/dc/elements/1.1/" xmlns:dcterms="http://purl.org/dc/terms/" xmlns:dcmitype="http://purl.org/dc/dcmitype/" xmlns:xsi="http://www.w3.org/2001/XMLSchema-instance">
+  <dc:title/>
+  <dc:subject/>
+  <dc:creator>python-docx</dc:creator>
+  <cp:keywords/>
+  <dc:description>generated by python-docx</dc:description>
+  <cp:lastModifiedBy/>
+  <cp:revision>1</cp:revision>
+  <dcterms:created xsi:type="dcterms:W3CDTF">2013-12-23T23:15:00Z</dcterms:created>
+  <dcterms:modified xsi:type="dcterms:W3CDTF">2013-12-23T23:15:00Z</dcterms:modified>
+  <cp:category/>
+</cp:coreProperties>
+</file>
+
+<file path=word\document.xml><?xml version="1.0" encoding="utf-8"?>
 <w:document xmlns:wpc="http://schemas.microsoft.com/office/word/2010/wordprocessingCanvas" xmlns:mo="http://schemas.microsoft.com/office/mac/office/2008/main" xmlns:mc="http://schemas.openxmlformats.org/markup-compatibility/2006" xmlns:mv="urn:schemas-microsoft-com:mac:vml" xmlns:o="urn:schemas-microsoft-com:office:office" xmlns:r="http://schemas.openxmlformats.org/officeDocument/2006/relationships" xmlns:m="http://schemas.openxmlformats.org/math" xmlns:v="urn:schemas-microsoft-com:vml" xmlns:wp14="http://schemas.microsoft.com/office/word/2010/wordprocessingDrawing" xmlns:wp="http://schemas.openxmlformats.org/drawingml/2006/wordprocessingDrawing" xmlns:w10="urn:schemas-microsoft-com:office:word" xmlns:w="http://schemas.openxmlformats.org/wordprocessingml/2006/main" xmlns:w14="http://schemas.microsoft.com/office/word/2010/wordml" xmlns:wpg="http://schemas.microsoft.com/office/word/2010/wordprocessingGroup" xmlns:wpi="http://schemas.microsoft.com/office/word/2010/wordprocessingInk" xmlns:wne="http://schemas.microsoft.com/office/word/2006/wordml" xmlns:wps="http://schemas.microsoft.com/office/word/2010/wordprocessingShape" mc:Ignorable="w14 wp14">
   <w:body>
     <w:p>
@@ -1203,71 +1268,6 @@
 </w:document>
 </file>
 
-<file path=customXml\item1.xml><?xml version="1.0" encoding="utf-8"?>
-<b:Sources xmlns:b="http://schemas.openxmlformats.org/officeDocument/2006/bibliography" xmlns="http://schemas.openxmlformats.org/officeDocument/2006/bibliography" SelectedStyle="/APA.XSL" StyleName="APA"/>
-</file>
-
-<file path=customXml\itemProps1.xml><?xml version="1.0" encoding="utf-8"?>
-<ds:datastoreItem xmlns:ds="http://schemas.openxmlformats.org/officeDocument/2006/customXml" ds:itemID="{EF278816-EC6F-A645-907D-7F25AECB1D4A}">
-  <ds:schemaRefs>
-    <ds:schemaRef ds:uri="http://schemas.openxmlformats.org/officeDocument/2006/bibliography"/>
-  </ds:schemaRefs>
-</ds:datastoreItem>
-</file>
-
-<file path=docProps\app.xml><?xml version="1.0" encoding="utf-8"?>
-<Properties xmlns="http://schemas.openxmlformats.org/officeDocument/2006/extended-properties" xmlns:vt="http://schemas.openxmlformats.org/officeDocument/2006/docPropsVTypes">
-  <Template>Normal.dotm</Template>
-  <TotalTime>0</TotalTime>
-  <Pages>1</Pages>
-  <Words>0</Words>
-  <Characters>0</Characters>
-  <Application>Microsoft Macintosh Word</Application>
-  <DocSecurity>0</DocSecurity>
-  <Lines>0</Lines>
-  <Paragraphs>0</Paragraphs>
-  <ScaleCrop>false</ScaleCrop>
-  <HeadingPairs>
-    <vt:vector size="2" baseType="variant">
-      <vt:variant>
-        <vt:lpstr>Title</vt:lpstr>
-      </vt:variant>
-      <vt:variant>
-        <vt:i4>1</vt:i4>
-      </vt:variant>
-    </vt:vector>
-  </HeadingPairs>
-  <TitlesOfParts>
-    <vt:vector size="1" baseType="lpstr">
-      <vt:lpstr/>
-    </vt:vector>
-  </TitlesOfParts>
-  <Manager/>
-  <Company/>
-  <LinksUpToDate>false</LinksUpToDate>
-  <CharactersWithSpaces>0</CharactersWithSpaces>
-  <SharedDoc>false</SharedDoc>
-  <HyperlinkBase/>
-  <HyperlinksChanged>false</HyperlinksChanged>
-  <AppVersion>14.0000</AppVersion>
-</Properties>
-</file>
-
-<file path=docProps\core.xml><?xml version="1.0" encoding="utf-8"?>
-<cp:coreProperties xmlns:cp="http://schemas.openxmlformats.org/package/2006/metadata/core-properties" xmlns:dc="http://purl.org/dc/elements/1.1/" xmlns:dcterms="http://purl.org/dc/terms/" xmlns:dcmitype="http://purl.org/dc/dcmitype/" xmlns:xsi="http://www.w3.org/2001/XMLSchema-instance">
-  <dc:title/>
-  <dc:subject/>
-  <dc:creator>python-docx</dc:creator>
-  <cp:keywords/>
-  <dc:description>generated by python-docx</dc:description>
-  <cp:lastModifiedBy/>
-  <cp:revision>1</cp:revision>
-  <dcterms:created xsi:type="dcterms:W3CDTF">2013-12-23T23:15:00Z</dcterms:created>
-  <dcterms:modified xsi:type="dcterms:W3CDTF">2013-12-23T23:15:00Z</dcterms:modified>
-  <cp:category/>
-</cp:coreProperties>
-</file>
-
 <file path=word\fontTable.xml><?xml version="1.0" encoding="utf-8"?>
 <w:fonts xmlns:mc="http://schemas.openxmlformats.org/markup-compatibility/2006" xmlns:r="http://schemas.openxmlformats.org/officeDocument/2006/relationships" xmlns:w="http://schemas.openxmlformats.org/wordprocessingml/2006/main" xmlns:w14="http://schemas.microsoft.com/office/word/2010/wordml" mc:Ignorable="w14">
   <w:font w:name="Symbol">

--- a/xiquimvargasmanuais/09_Raio_X_Engenharia_AutonomIA_ERP_2.2.1.docx
+++ b/xiquimvargasmanuais/09_Raio_X_Engenharia_AutonomIA_ERP_2.2.1.docx
@@ -108,1152 +108,1729 @@
     </w:p>
     <w:p>
       <w:pPr>
-        <w:jc w:val="center"/>
+        <w:pStyle w:val="Heading1"/>
+        <w:spacing w:before="280" w:after="120"/>
       </w:pPr>
       <w:r>
         <w:rPr>
-          <w:rFonts w:ascii="Calibri" w:hAnsi="Calibri" w:eastAsia="Calibri"/>
           <w:b/>
           <w:color w:val="061A4F"/>
-          <w:sz w:val="28"/>
+          <w:sz w:val="32"/>
         </w:rPr>
-        <w:t>AUTONOMIA SYSTEMS</w:t>
+        <w:t xml:space="preserve">RAIO-X DE ENGENHARIA COMPLETO — ERP AUTONOMIA (XIQUIM VARGAS)</w:t>
       </w:r>
     </w:p>
     <w:p>
       <w:pPr>
-        <w:jc w:val="center"/>
+        <w:spacing w:after="120" w:line="260" w:lineRule="auto"/>
       </w:pPr>
       <w:r>
         <w:rPr>
-          <w:rFonts w:ascii="Calibri" w:hAnsi="Calibri" w:eastAsia="Calibri"/>
           <w:b/>
           <w:color w:val="061A4F"/>
-          <w:sz w:val="44"/>
+          <w:sz w:val="22"/>
         </w:rPr>
-        <w:t>Raio-X de Engenharia Completo</w:t>
+        <w:t xml:space="preserve">Arquitetura Profunda, Dicionário de Dados das 31 Tabelas, Máquinas de Estado e Invariantes</w:t>
       </w:r>
     </w:p>
     <w:p>
       <w:pPr>
-        <w:jc w:val="center"/>
+        <w:spacing w:after="120" w:line="260" w:lineRule="auto"/>
       </w:pPr>
       <w:r>
         <w:rPr>
-          <w:rFonts w:ascii="Calibri" w:hAnsi="Calibri" w:eastAsia="Calibri"/>
-          <w:b w:val="0"/>
-          <w:color w:val="555555"/>
-          <w:sz w:val="24"/>
+          <w:b/>
+          <w:color w:val="061A4F"/>
+          <w:sz w:val="22"/>
         </w:rPr>
-        <w:t>MÃ³dulos, 32 tabelas, 106+ rotas REST, mÃ¡quinas de estado e transaÃ§Ãµes</w:t>
+        <w:t xml:space="preserve">Versão do Sistema:</w:t>
+      </w:r>
+      <w:r>
+        <w:rPr>
+          <w:color w:val="333333"/>
+          <w:sz w:val="22"/>
+        </w:rPr>
+        <w:t xml:space="preserve"> 2.2.1 / 1.8.2 Delivery Hardened | </w:t>
+      </w:r>
+      <w:r>
+        <w:rPr>
+          <w:b/>
+          <w:color w:val="061A4F"/>
+          <w:sz w:val="22"/>
+        </w:rPr>
+        <w:t xml:space="preserve">APKs Nativos:</w:t>
+      </w:r>
+      <w:r>
+        <w:rPr>
+          <w:color w:val="333333"/>
+          <w:sz w:val="22"/>
+        </w:rPr>
+        <w:t xml:space="preserve"> v1.8.3 (100% Offline)</w:t>
       </w:r>
     </w:p>
     <w:p>
       <w:pPr>
-        <w:jc w:val="center"/>
+        <w:spacing w:after="120" w:line="260" w:lineRule="auto"/>
       </w:pPr>
       <w:r>
         <w:rPr>
-          <w:rFonts w:ascii="Calibri" w:hAnsi="Calibri" w:eastAsia="Calibri"/>
           <w:b/>
-          <w:color w:val="0B3D91"/>
+          <w:color w:val="061A4F"/>
           <w:sz w:val="22"/>
         </w:rPr>
-        <w:t>VersÃ£o 2.2.1  Â·  Outubro de 2026</w:t>
+        <w:t xml:space="preserve">Ambiente Oficial:</w:t>
+      </w:r>
+      <w:r>
+        <w:rPr>
+          <w:color w:val="333333"/>
+          <w:sz w:val="22"/>
+        </w:rPr>
+        <w:t xml:space="preserve"> https://xiquim-vargas-erp.onrender.com | </w:t>
+      </w:r>
+      <w:r>
+        <w:rPr>
+          <w:b/>
+          <w:color w:val="061A4F"/>
+          <w:sz w:val="22"/>
+        </w:rPr>
+        <w:t xml:space="preserve">Data:</w:t>
+      </w:r>
+      <w:r>
+        <w:rPr>
+          <w:color w:val="333333"/>
+          <w:sz w:val="22"/>
+        </w:rPr>
+        <w:t xml:space="preserve"> Outubro de 2026</w:t>
       </w:r>
     </w:p>
     <w:p>
       <w:pPr>
-        <w:jc w:val="center"/>
+        <w:pStyle w:val="Heading2"/>
+        <w:spacing w:before="220" w:after="100"/>
       </w:pPr>
       <w:r>
         <w:rPr>
-          <w:rFonts w:ascii="Calibri" w:hAnsi="Calibri" w:eastAsia="Calibri"/>
-          <w:b w:val="0"/>
-          <w:color w:val="555555"/>
-          <w:sz w:val="20"/>
+          <w:b/>
+          <w:color w:val="FD5E02"/>
+          <w:sz w:val="26"/>
         </w:rPr>
-        <w:t>Documento oficial de arquitetura e engenharia</w:t>
-      </w:r>
-    </w:p>
-    <w:p>
-      <w:r>
-        <w:br w:type="page"/>
+        <w:t xml:space="preserve">1. TOPOLOGIA DE SISTEMAS E ARQUITETURA DE CLIENTES</w:t>
       </w:r>
     </w:p>
     <w:p>
       <w:pPr>
-        <w:spacing w:before="240" w:after="160"/>
+        <w:shd w:val="clear" w:color="auto" w:fill="F1F5F9"/>
+        <w:spacing w:before="100" w:after="100"/>
       </w:pPr>
       <w:r>
         <w:rPr>
-          <w:rFonts w:ascii="Calibri" w:hAnsi="Calibri" w:eastAsia="Calibri"/>
-          <w:b/>
-          <w:color w:val="061A4F"/>
-          <w:sz w:val="36"/>
+          <w:rFonts w:ascii="Consolas" w:hAnsi="Consolas"/>
+          <w:color w:val="0F172A"/>
+          <w:sz w:val="18"/>
         </w:rPr>
-        <w:t>1. VisÃ£o Geral da Arquitetura e MÃ³dulos</w:t>
+        <w:t xml:space="preserve">graph TD
+    subgraph Apresentacao_e_Clientes [Camada de Apresentação e Clientes]
+        direction TB
+        TW[Torre de Controle Web / PWA Admin - admin.html]
+        LO[Loja Online E-Commerce / Web - loja.html]
+        PDV_WEB[Frente de Caixa Balcão / PDV Web - pdv.html]
+        subgraph APKs_Android_Nativos_Offline [4 APKs Nativos Kotlin - 100% Offline]
+            APK_TW[XiquimVargas-TorreControle-1.8.3.apk]
+            APK_VEND[XiquimVargas-Vendedor-1.8.3.apk]
+            APK_MOT[XiquimVargas-Motorista-1.8.3.apk]
+            APK_PDV[XiquimVargas-PDV-1.8.3.apk / Caixa]
+        end
+    end
+    subgraph Borda_e_API [Borda HTTP e Sincronização - server.js]
+        GW[Node.js 22+ Native HTTP Server]
+        RATE[Rate Limiter: 20 logins/min, 600 reqs/min]
+        SSE_POOL[Pool de Conexões SSE / broadcastEvent]
+    end
+    subgraph Modulos_Centrais [Módulos Centrais de Negócio]
+        MOD_DB[src/db.js - SQLite WAL Engine]
+        MOD_ROUT[src/routing.js - Roteirização Geoespacial]
+        MOD_AI[src/ai.js - Groq Administrative AI ReadOnly]
+        MOD_PDF[src/pdf.js - Motor Vetorial PDF Puro]
+        MOD_AUTH[src/auth.js - scrypt + JWT HS256]
+    end
+    subgraph Persistencia_Render [Persistência em Disco /var/data]
+        SQLITE[(xiquim-vargas.db / 31 Tabelas Relacionais)]
+        MEDIA[Mídias: proofs / product-images / store-cover / pdfs]
+        BACKUPS[Snapshots /var/data/backups/]
+    end
+    TW &amp; LO &amp; PDV_WEB --&gt;|HTTP/REST &amp; SSE| GW
+    APK_TW &amp; APK_VEND &amp; APK_MOT &amp; APK_PDV --&gt;|100% Offline Local + Sync REST| GW
+    GW --&gt; RATE --&gt; SSE_POOL
+    GW --&gt; MOD_DB &amp; MOD_ROUT &amp; MOD_AI &amp; MOD_PDF &amp; MOD_AUTH
+    MOD_DB --&gt; SQLITE
+    MOD_PDF --&gt; MEDIA
+    MOD_DB --&gt; BACKUPS</w:t>
       </w:r>
     </w:p>
     <w:p>
       <w:pPr>
-        <w:spacing w:after="120" w:line="276" w:lineRule="auto"/>
+        <w:pStyle w:val="Heading2"/>
+        <w:spacing w:before="220" w:after="100"/>
       </w:pPr>
       <w:r>
         <w:rPr>
-          <w:rFonts w:ascii="Calibri" w:hAnsi="Calibri" w:eastAsia="Calibri"/>
-          <w:b w:val="0"/>
+          <w:b/>
+          <w:color w:val="FD5E02"/>
+          <w:sz w:val="26"/>
+        </w:rPr>
+        <w:t xml:space="preserve">2. DICIONÁRIO DE DADOS DAS 31 TABELAS RELACIONAIS (SQLITE WAL)</w:t>
+      </w:r>
+    </w:p>
+    <w:p>
+      <w:pPr>
+        <w:spacing w:after="120" w:line="260" w:lineRule="auto"/>
+      </w:pPr>
+      <w:r>
+        <w:rPr>
           <w:color w:val="333333"/>
           <w:sz w:val="22"/>
         </w:rPr>
-        <w:t xml:space="preserve">O ERP AutonomIA opera como um monÃ³lito modular de alta densidade em Node.js 22+ (ESM) com persistÃªncia relacional SQLite em modo WAL (Write-Ahead Logging), combinando aplicaÃ§Ãµes web Vanilla SPA e aplicativos mÃ³veis nativos em Kotlin (Android) com sincronizaÃ§Ã£o bidirecional via outbox pattern.</w:t>
+        <w:t xml:space="preserve">O banco de dados transacional conta com 31 tabelas normalizadas e protegidas por chaves estrangeiras ativas (</w:t>
+      </w:r>
+      <w:r>
+        <w:rPr>
+          <w:rFonts w:ascii="Consolas" w:hAnsi="Consolas"/>
+          <w:color w:val="C7254E"/>
+          <w:shd w:val="clear" w:color="auto" w:fill="F9F2F4"/>
+          <w:sz w:val="20"/>
+        </w:rPr>
+        <w:t xml:space="preserve">PRAGMA foreign_keys = ON</w:t>
+      </w:r>
+      <w:r>
+        <w:rPr>
+          <w:color w:val="333333"/>
+          <w:sz w:val="22"/>
+        </w:rPr>
+        <w:t xml:space="preserve">):</w:t>
+      </w:r>
+    </w:p>
+    <w:p>
+      <w:pPr>
+        <w:spacing w:after="60" w:line="240" w:lineRule="auto"/>
+      </w:pPr>
+      <w:r>
+        <w:rPr>
+          <w:b/>
+          <w:color w:val="FD5E02"/>
+          <w:sz w:val="22"/>
+        </w:rPr>
+        <w:t xml:space="preserve">1. </w:t>
+      </w:r>
+      <w:r>
+        <w:rPr>
+          <w:b/>
+          <w:color w:val="061A4F"/>
+          <w:sz w:val="22"/>
+        </w:rPr>
+        <w:t xml:space="preserve">`usuarios`</w:t>
+      </w:r>
+      <w:r>
+        <w:rPr>
+          <w:color w:val="333333"/>
+          <w:sz w:val="22"/>
+        </w:rPr>
+        <w:t xml:space="preserve">: Contas de operadores (</w:t>
+      </w:r>
+      <w:r>
+        <w:rPr>
+          <w:rFonts w:ascii="Consolas" w:hAnsi="Consolas"/>
+          <w:color w:val="C7254E"/>
+          <w:shd w:val="clear" w:color="auto" w:fill="F9F2F4"/>
+          <w:sz w:val="20"/>
+        </w:rPr>
+        <w:t xml:space="preserve">id, nome, email, senha_hash, role, ativo, telefone, created_at</w:t>
+      </w:r>
+      <w:r>
+        <w:rPr>
+          <w:color w:val="333333"/>
+          <w:sz w:val="22"/>
+        </w:rPr>
+        <w:t xml:space="preserve">).</w:t>
+      </w:r>
+    </w:p>
+    <w:p>
+      <w:pPr>
+        <w:spacing w:after="60" w:line="240" w:lineRule="auto"/>
+      </w:pPr>
+      <w:r>
+        <w:rPr>
+          <w:b/>
+          <w:color w:val="FD5E02"/>
+          <w:sz w:val="22"/>
+        </w:rPr>
+        <w:t xml:space="preserve">2. </w:t>
+      </w:r>
+      <w:r>
+        <w:rPr>
+          <w:b/>
+          <w:color w:val="061A4F"/>
+          <w:sz w:val="22"/>
+        </w:rPr>
+        <w:t xml:space="preserve">`categorias`</w:t>
+      </w:r>
+      <w:r>
+        <w:rPr>
+          <w:color w:val="333333"/>
+          <w:sz w:val="22"/>
+        </w:rPr>
+        <w:t xml:space="preserve">: Famílias de produtos (</w:t>
+      </w:r>
+      <w:r>
+        <w:rPr>
+          <w:rFonts w:ascii="Consolas" w:hAnsi="Consolas"/>
+          <w:color w:val="C7254E"/>
+          <w:shd w:val="clear" w:color="auto" w:fill="F9F2F4"/>
+          <w:sz w:val="20"/>
+        </w:rPr>
+        <w:t xml:space="preserve">id, nome, descricao, ativo, created_at</w:t>
+      </w:r>
+      <w:r>
+        <w:rPr>
+          <w:color w:val="333333"/>
+          <w:sz w:val="22"/>
+        </w:rPr>
+        <w:t xml:space="preserve">).</w:t>
+      </w:r>
+    </w:p>
+    <w:p>
+      <w:pPr>
+        <w:spacing w:after="60" w:line="240" w:lineRule="auto"/>
+      </w:pPr>
+      <w:r>
+        <w:rPr>
+          <w:b/>
+          <w:color w:val="FD5E02"/>
+          <w:sz w:val="22"/>
+        </w:rPr>
+        <w:t xml:space="preserve">3. </w:t>
+      </w:r>
+      <w:r>
+        <w:rPr>
+          <w:b/>
+          <w:color w:val="061A4F"/>
+          <w:sz w:val="22"/>
+        </w:rPr>
+        <w:t xml:space="preserve">`subcategorias`</w:t>
+      </w:r>
+      <w:r>
+        <w:rPr>
+          <w:color w:val="333333"/>
+          <w:sz w:val="22"/>
+        </w:rPr>
+        <w:t xml:space="preserve">: Subdivisões vinculadas a categorias (</w:t>
+      </w:r>
+      <w:r>
+        <w:rPr>
+          <w:rFonts w:ascii="Consolas" w:hAnsi="Consolas"/>
+          <w:color w:val="C7254E"/>
+          <w:shd w:val="clear" w:color="auto" w:fill="F9F2F4"/>
+          <w:sz w:val="20"/>
+        </w:rPr>
+        <w:t xml:space="preserve">id, categoria_id, nome, descricao, ativo</w:t>
+      </w:r>
+      <w:r>
+        <w:rPr>
+          <w:color w:val="333333"/>
+          <w:sz w:val="22"/>
+        </w:rPr>
+        <w:t xml:space="preserve">).</w:t>
+      </w:r>
+    </w:p>
+    <w:p>
+      <w:pPr>
+        <w:spacing w:after="60" w:line="240" w:lineRule="auto"/>
+      </w:pPr>
+      <w:r>
+        <w:rPr>
+          <w:b/>
+          <w:color w:val="FD5E02"/>
+          <w:sz w:val="22"/>
+        </w:rPr>
+        <w:t xml:space="preserve">4. </w:t>
+      </w:r>
+      <w:r>
+        <w:rPr>
+          <w:b/>
+          <w:color w:val="061A4F"/>
+          <w:sz w:val="22"/>
+        </w:rPr>
+        <w:t xml:space="preserve">`produtos`</w:t>
+      </w:r>
+      <w:r>
+        <w:rPr>
+          <w:color w:val="333333"/>
+          <w:sz w:val="22"/>
+        </w:rPr>
+        <w:t xml:space="preserve">: Catálogo mestre (</w:t>
+      </w:r>
+      <w:r>
+        <w:rPr>
+          <w:rFonts w:ascii="Consolas" w:hAnsi="Consolas"/>
+          <w:color w:val="C7254E"/>
+          <w:shd w:val="clear" w:color="auto" w:fill="F9F2F4"/>
+          <w:sz w:val="20"/>
+        </w:rPr>
+        <w:t xml:space="preserve">id, nome, sku, codigo_barras, marca, sabor, tamanho, unidade, preco_base, preco_custo, categoria_id, subcategoria_id, ativo, esgotado, foto_url, created_at, updated_at</w:t>
+      </w:r>
+      <w:r>
+        <w:rPr>
+          <w:color w:val="333333"/>
+          <w:sz w:val="22"/>
+        </w:rPr>
+        <w:t xml:space="preserve">).</w:t>
+      </w:r>
+    </w:p>
+    <w:p>
+      <w:pPr>
+        <w:spacing w:after="60" w:line="240" w:lineRule="auto"/>
+      </w:pPr>
+      <w:r>
+        <w:rPr>
+          <w:b/>
+          <w:color w:val="FD5E02"/>
+          <w:sz w:val="22"/>
+        </w:rPr>
+        <w:t xml:space="preserve">5. </w:t>
+      </w:r>
+      <w:r>
+        <w:rPr>
+          <w:b/>
+          <w:color w:val="061A4F"/>
+          <w:sz w:val="22"/>
+        </w:rPr>
+        <w:t xml:space="preserve">`estoque`</w:t>
+      </w:r>
+      <w:r>
+        <w:rPr>
+          <w:color w:val="333333"/>
+          <w:sz w:val="22"/>
+        </w:rPr>
+        <w:t xml:space="preserve">: Saldos centrais (</w:t>
+      </w:r>
+      <w:r>
+        <w:rPr>
+          <w:rFonts w:ascii="Consolas" w:hAnsi="Consolas"/>
+          <w:color w:val="C7254E"/>
+          <w:shd w:val="clear" w:color="auto" w:fill="F9F2F4"/>
+          <w:sz w:val="20"/>
+        </w:rPr>
+        <w:t xml:space="preserve">produto_id, quantidade_disponivel, quantidade_reservada, estoque_minimo, updated_at</w:t>
+      </w:r>
+      <w:r>
+        <w:rPr>
+          <w:color w:val="333333"/>
+          <w:sz w:val="22"/>
+        </w:rPr>
+        <w:t xml:space="preserve">).</w:t>
+      </w:r>
+    </w:p>
+    <w:p>
+      <w:pPr>
+        <w:spacing w:after="60" w:line="240" w:lineRule="auto"/>
+      </w:pPr>
+      <w:r>
+        <w:rPr>
+          <w:b/>
+          <w:color w:val="FD5E02"/>
+          <w:sz w:val="22"/>
+        </w:rPr>
+        <w:t xml:space="preserve">6. </w:t>
+      </w:r>
+      <w:r>
+        <w:rPr>
+          <w:b/>
+          <w:color w:val="061A4F"/>
+          <w:sz w:val="22"/>
+        </w:rPr>
+        <w:t xml:space="preserve">`movimentacoes_estoque`</w:t>
+      </w:r>
+      <w:r>
+        <w:rPr>
+          <w:color w:val="333333"/>
+          <w:sz w:val="22"/>
+        </w:rPr>
+        <w:t xml:space="preserve">: Ledger auditado (</w:t>
+      </w:r>
+      <w:r>
+        <w:rPr>
+          <w:rFonts w:ascii="Consolas" w:hAnsi="Consolas"/>
+          <w:color w:val="C7254E"/>
+          <w:shd w:val="clear" w:color="auto" w:fill="F9F2F4"/>
+          <w:sz w:val="20"/>
+        </w:rPr>
+        <w:t xml:space="preserve">id, produto_id, tipo, quantidade, quantidade_anterior, quantidade_posterior, operador_id, observacao, created_at</w:t>
+      </w:r>
+      <w:r>
+        <w:rPr>
+          <w:color w:val="333333"/>
+          <w:sz w:val="22"/>
+        </w:rPr>
+        <w:t xml:space="preserve">).</w:t>
+      </w:r>
+    </w:p>
+    <w:p>
+      <w:pPr>
+        <w:spacing w:after="60" w:line="240" w:lineRule="auto"/>
+      </w:pPr>
+      <w:r>
+        <w:rPr>
+          <w:b/>
+          <w:color w:val="FD5E02"/>
+          <w:sz w:val="22"/>
+        </w:rPr>
+        <w:t xml:space="preserve">7. </w:t>
+      </w:r>
+      <w:r>
+        <w:rPr>
+          <w:b/>
+          <w:color w:val="061A4F"/>
+          <w:sz w:val="22"/>
+        </w:rPr>
+        <w:t xml:space="preserve">`tabelas_preco`</w:t>
+      </w:r>
+      <w:r>
+        <w:rPr>
+          <w:color w:val="333333"/>
+          <w:sz w:val="22"/>
+        </w:rPr>
+        <w:t xml:space="preserve">: Políticas comerciais (</w:t>
+      </w:r>
+      <w:r>
+        <w:rPr>
+          <w:rFonts w:ascii="Consolas" w:hAnsi="Consolas"/>
+          <w:color w:val="C7254E"/>
+          <w:shd w:val="clear" w:color="auto" w:fill="F9F2F4"/>
+          <w:sz w:val="20"/>
+        </w:rPr>
+        <w:t xml:space="preserve">id, nome, descricao, percentual_ajuste, ativo, created_at, updated_at</w:t>
+      </w:r>
+      <w:r>
+        <w:rPr>
+          <w:color w:val="333333"/>
+          <w:sz w:val="22"/>
+        </w:rPr>
+        <w:t xml:space="preserve">).</w:t>
+      </w:r>
+    </w:p>
+    <w:p>
+      <w:pPr>
+        <w:spacing w:after="60" w:line="240" w:lineRule="auto"/>
+      </w:pPr>
+      <w:r>
+        <w:rPr>
+          <w:b/>
+          <w:color w:val="FD5E02"/>
+          <w:sz w:val="22"/>
+        </w:rPr>
+        <w:t xml:space="preserve">8. </w:t>
+      </w:r>
+      <w:r>
+        <w:rPr>
+          <w:b/>
+          <w:color w:val="061A4F"/>
+          <w:sz w:val="22"/>
+        </w:rPr>
+        <w:t xml:space="preserve">`tabela_preco_itens`</w:t>
+      </w:r>
+      <w:r>
+        <w:rPr>
+          <w:color w:val="333333"/>
+          <w:sz w:val="22"/>
+        </w:rPr>
+        <w:t xml:space="preserve">: Preços específicos por SKU (</w:t>
+      </w:r>
+      <w:r>
+        <w:rPr>
+          <w:rFonts w:ascii="Consolas" w:hAnsi="Consolas"/>
+          <w:color w:val="C7254E"/>
+          <w:shd w:val="clear" w:color="auto" w:fill="F9F2F4"/>
+          <w:sz w:val="20"/>
+        </w:rPr>
+        <w:t xml:space="preserve">id, tabela_id, produto_id, preco, quantidade_minima</w:t>
+      </w:r>
+      <w:r>
+        <w:rPr>
+          <w:color w:val="333333"/>
+          <w:sz w:val="22"/>
+        </w:rPr>
+        <w:t xml:space="preserve">).</w:t>
+      </w:r>
+    </w:p>
+    <w:p>
+      <w:pPr>
+        <w:spacing w:after="60" w:line="240" w:lineRule="auto"/>
+      </w:pPr>
+      <w:r>
+        <w:rPr>
+          <w:b/>
+          <w:color w:val="FD5E02"/>
+          <w:sz w:val="22"/>
+        </w:rPr>
+        <w:t xml:space="preserve">9. </w:t>
+      </w:r>
+      <w:r>
+        <w:rPr>
+          <w:b/>
+          <w:color w:val="061A4F"/>
+          <w:sz w:val="22"/>
+        </w:rPr>
+        <w:t xml:space="preserve">`clientes`</w:t>
+      </w:r>
+      <w:r>
+        <w:rPr>
+          <w:color w:val="333333"/>
+          <w:sz w:val="22"/>
+        </w:rPr>
+        <w:t xml:space="preserve">: Cadastro de clientes B2B/B2C (</w:t>
+      </w:r>
+      <w:r>
+        <w:rPr>
+          <w:rFonts w:ascii="Consolas" w:hAnsi="Consolas"/>
+          <w:color w:val="C7254E"/>
+          <w:shd w:val="clear" w:color="auto" w:fill="F9F2F4"/>
+          <w:sz w:val="20"/>
+        </w:rPr>
+        <w:t xml:space="preserve">id, razao_social, nome_fantasia, cnpj_cpf, endereco, bairro, cidade, telefone, email, vendedor_id, tabela_preco_id, ativo, created_at, updated_at</w:t>
+      </w:r>
+      <w:r>
+        <w:rPr>
+          <w:color w:val="333333"/>
+          <w:sz w:val="22"/>
+        </w:rPr>
+        <w:t xml:space="preserve">).</w:t>
+      </w:r>
+    </w:p>
+    <w:p>
+      <w:pPr>
+        <w:spacing w:after="60" w:line="240" w:lineRule="auto"/>
+      </w:pPr>
+      <w:r>
+        <w:rPr>
+          <w:b/>
+          <w:color w:val="FD5E02"/>
+          <w:sz w:val="22"/>
+        </w:rPr>
+        <w:t xml:space="preserve">10. </w:t>
+      </w:r>
+      <w:r>
+        <w:rPr>
+          <w:b/>
+          <w:color w:val="061A4F"/>
+          <w:sz w:val="22"/>
+        </w:rPr>
+        <w:t xml:space="preserve">`usuario_clientes`</w:t>
+      </w:r>
+      <w:r>
+        <w:rPr>
+          <w:color w:val="333333"/>
+          <w:sz w:val="22"/>
+        </w:rPr>
+        <w:t xml:space="preserve">: Vínculo entre credencial online e cadastro comercial.</w:t>
+      </w:r>
+    </w:p>
+    <w:p>
+      <w:pPr>
+        <w:spacing w:after="60" w:line="240" w:lineRule="auto"/>
+      </w:pPr>
+      <w:r>
+        <w:rPr>
+          <w:b/>
+          <w:color w:val="FD5E02"/>
+          <w:sz w:val="22"/>
+        </w:rPr>
+        <w:t xml:space="preserve">11. </w:t>
+      </w:r>
+      <w:r>
+        <w:rPr>
+          <w:b/>
+          <w:color w:val="061A4F"/>
+          <w:sz w:val="22"/>
+        </w:rPr>
+        <w:t xml:space="preserve">`cliente_interacoes`</w:t>
+      </w:r>
+      <w:r>
+        <w:rPr>
+          <w:color w:val="333333"/>
+          <w:sz w:val="22"/>
+        </w:rPr>
+        <w:t xml:space="preserve">: Histórico de atendimentos do CRM (</w:t>
+      </w:r>
+      <w:r>
+        <w:rPr>
+          <w:rFonts w:ascii="Consolas" w:hAnsi="Consolas"/>
+          <w:color w:val="C7254E"/>
+          <w:shd w:val="clear" w:color="auto" w:fill="F9F2F4"/>
+          <w:sz w:val="20"/>
+        </w:rPr>
+        <w:t xml:space="preserve">id, cliente_id, usuario_id, tipo, resumo, detalhes, created_at</w:t>
+      </w:r>
+      <w:r>
+        <w:rPr>
+          <w:color w:val="333333"/>
+          <w:sz w:val="22"/>
+        </w:rPr>
+        <w:t xml:space="preserve">).</w:t>
+      </w:r>
+    </w:p>
+    <w:p>
+      <w:pPr>
+        <w:spacing w:after="60" w:line="240" w:lineRule="auto"/>
+      </w:pPr>
+      <w:r>
+        <w:rPr>
+          <w:b/>
+          <w:color w:val="FD5E02"/>
+          <w:sz w:val="22"/>
+        </w:rPr>
+        <w:t xml:space="preserve">12. </w:t>
+      </w:r>
+      <w:r>
+        <w:rPr>
+          <w:b/>
+          <w:color w:val="061A4F"/>
+          <w:sz w:val="22"/>
+        </w:rPr>
+        <w:t xml:space="preserve">`pedidos`</w:t>
+      </w:r>
+      <w:r>
+        <w:rPr>
+          <w:color w:val="333333"/>
+          <w:sz w:val="22"/>
+        </w:rPr>
+        <w:t xml:space="preserve">: Ordens de venda (</w:t>
+      </w:r>
+      <w:r>
+        <w:rPr>
+          <w:rFonts w:ascii="Consolas" w:hAnsi="Consolas"/>
+          <w:color w:val="C7254E"/>
+          <w:shd w:val="clear" w:color="auto" w:fill="F9F2F4"/>
+          <w:sz w:val="20"/>
+        </w:rPr>
+        <w:t xml:space="preserve">id, numero, cliente_id, operador_id, origem, status, subtotal_bruto, desconto_tipo, desconto_valor, total, observacoes, forma_pagamento, pagamento_status, valor_recebido, troco, cartao_modalidade, parcelas, modalidade_entrega, pdf_path, pdf_status, cancelled_at, cancelled_by, motivo_cancelamento, created_at, updated_at</w:t>
+      </w:r>
+      <w:r>
+        <w:rPr>
+          <w:color w:val="333333"/>
+          <w:sz w:val="22"/>
+        </w:rPr>
+        <w:t xml:space="preserve">).</w:t>
+      </w:r>
+    </w:p>
+    <w:p>
+      <w:pPr>
+        <w:spacing w:after="60" w:line="240" w:lineRule="auto"/>
+      </w:pPr>
+      <w:r>
+        <w:rPr>
+          <w:b/>
+          <w:color w:val="FD5E02"/>
+          <w:sz w:val="22"/>
+        </w:rPr>
+        <w:t xml:space="preserve">13. </w:t>
+      </w:r>
+      <w:r>
+        <w:rPr>
+          <w:b/>
+          <w:color w:val="061A4F"/>
+          <w:sz w:val="22"/>
+        </w:rPr>
+        <w:t xml:space="preserve">`pedido_itens`</w:t>
+      </w:r>
+      <w:r>
+        <w:rPr>
+          <w:color w:val="333333"/>
+          <w:sz w:val="22"/>
+        </w:rPr>
+        <w:t xml:space="preserve">: Linhas do pedido (</w:t>
+      </w:r>
+      <w:r>
+        <w:rPr>
+          <w:rFonts w:ascii="Consolas" w:hAnsi="Consolas"/>
+          <w:color w:val="C7254E"/>
+          <w:shd w:val="clear" w:color="auto" w:fill="F9F2F4"/>
+          <w:sz w:val="20"/>
+        </w:rPr>
+        <w:t xml:space="preserve">id, pedido_id, produto_id, quantidade, preco_unitario_aplicado, subtotal, custo_unitario_aplicado</w:t>
+      </w:r>
+      <w:r>
+        <w:rPr>
+          <w:color w:val="333333"/>
+          <w:sz w:val="22"/>
+        </w:rPr>
+        <w:t xml:space="preserve">).</w:t>
+      </w:r>
+    </w:p>
+    <w:p>
+      <w:pPr>
+        <w:spacing w:after="60" w:line="240" w:lineRule="auto"/>
+      </w:pPr>
+      <w:r>
+        <w:rPr>
+          <w:b/>
+          <w:color w:val="FD5E02"/>
+          <w:sz w:val="22"/>
+        </w:rPr>
+        <w:t xml:space="preserve">14. </w:t>
+      </w:r>
+      <w:r>
+        <w:rPr>
+          <w:b/>
+          <w:color w:val="061A4F"/>
+          <w:sz w:val="22"/>
+        </w:rPr>
+        <w:t xml:space="preserve">`pedido_retornos`</w:t>
+      </w:r>
+      <w:r>
+        <w:rPr>
+          <w:color w:val="333333"/>
+          <w:sz w:val="22"/>
+        </w:rPr>
+        <w:t xml:space="preserve">: Log de ocorrências e devoluções (</w:t>
+      </w:r>
+      <w:r>
+        <w:rPr>
+          <w:rFonts w:ascii="Consolas" w:hAnsi="Consolas"/>
+          <w:color w:val="C7254E"/>
+          <w:shd w:val="clear" w:color="auto" w:fill="F9F2F4"/>
+          <w:sz w:val="20"/>
+        </w:rPr>
+        <w:t xml:space="preserve">id, pedido_id, rota_id, motorista_id, motivo, descricao, created_at</w:t>
+      </w:r>
+      <w:r>
+        <w:rPr>
+          <w:color w:val="333333"/>
+          <w:sz w:val="22"/>
+        </w:rPr>
+        <w:t xml:space="preserve">).</w:t>
+      </w:r>
+    </w:p>
+    <w:p>
+      <w:pPr>
+        <w:spacing w:after="60" w:line="240" w:lineRule="auto"/>
+      </w:pPr>
+      <w:r>
+        <w:rPr>
+          <w:b/>
+          <w:color w:val="FD5E02"/>
+          <w:sz w:val="22"/>
+        </w:rPr>
+        <w:t xml:space="preserve">15. </w:t>
+      </w:r>
+      <w:r>
+        <w:rPr>
+          <w:b/>
+          <w:color w:val="061A4F"/>
+          <w:sz w:val="22"/>
+        </w:rPr>
+        <w:t xml:space="preserve">`rotas_logistica`</w:t>
+      </w:r>
+      <w:r>
+        <w:rPr>
+          <w:color w:val="333333"/>
+          <w:sz w:val="22"/>
+        </w:rPr>
+        <w:t xml:space="preserve">: Rotas diárias despachadas (</w:t>
+      </w:r>
+      <w:r>
+        <w:rPr>
+          <w:rFonts w:ascii="Consolas" w:hAnsi="Consolas"/>
+          <w:color w:val="C7254E"/>
+          <w:shd w:val="clear" w:color="auto" w:fill="F9F2F4"/>
+          <w:sz w:val="20"/>
+        </w:rPr>
+        <w:t xml:space="preserve">id, data, motorista_id, veiculo_placa, status, sequencia_json, created_at, updated_at</w:t>
+      </w:r>
+      <w:r>
+        <w:rPr>
+          <w:color w:val="333333"/>
+          <w:sz w:val="22"/>
+        </w:rPr>
+        <w:t xml:space="preserve">).</w:t>
+      </w:r>
+    </w:p>
+    <w:p>
+      <w:pPr>
+        <w:spacing w:after="60" w:line="240" w:lineRule="auto"/>
+      </w:pPr>
+      <w:r>
+        <w:rPr>
+          <w:b/>
+          <w:color w:val="FD5E02"/>
+          <w:sz w:val="22"/>
+        </w:rPr>
+        <w:t xml:space="preserve">16. </w:t>
+      </w:r>
+      <w:r>
+        <w:rPr>
+          <w:b/>
+          <w:color w:val="061A4F"/>
+          <w:sz w:val="22"/>
+        </w:rPr>
+        <w:t xml:space="preserve">`rota_pedidos`</w:t>
+      </w:r>
+      <w:r>
+        <w:rPr>
+          <w:color w:val="333333"/>
+          <w:sz w:val="22"/>
+        </w:rPr>
+        <w:t xml:space="preserve">: Vínculo entre pedido e rota de transporte (</w:t>
+      </w:r>
+      <w:r>
+        <w:rPr>
+          <w:rFonts w:ascii="Consolas" w:hAnsi="Consolas"/>
+          <w:color w:val="C7254E"/>
+          <w:shd w:val="clear" w:color="auto" w:fill="F9F2F4"/>
+          <w:sz w:val="20"/>
+        </w:rPr>
+        <w:t xml:space="preserve">rota_id, pedido_id</w:t>
+      </w:r>
+      <w:r>
+        <w:rPr>
+          <w:color w:val="333333"/>
+          <w:sz w:val="22"/>
+        </w:rPr>
+        <w:t xml:space="preserve">).</w:t>
+      </w:r>
+    </w:p>
+    <w:p>
+      <w:pPr>
+        <w:spacing w:after="60" w:line="240" w:lineRule="auto"/>
+      </w:pPr>
+      <w:r>
+        <w:rPr>
+          <w:b/>
+          <w:color w:val="FD5E02"/>
+          <w:sz w:val="22"/>
+        </w:rPr>
+        <w:t xml:space="preserve">17. </w:t>
+      </w:r>
+      <w:r>
+        <w:rPr>
+          <w:b/>
+          <w:color w:val="061A4F"/>
+          <w:sz w:val="22"/>
+        </w:rPr>
+        <w:t xml:space="preserve">`comprovantes_entrega`</w:t>
+      </w:r>
+      <w:r>
+        <w:rPr>
+          <w:color w:val="333333"/>
+          <w:sz w:val="22"/>
+        </w:rPr>
+        <w:t xml:space="preserve">: Registro de fotos de canhoto/assinatura (</w:t>
+      </w:r>
+      <w:r>
+        <w:rPr>
+          <w:rFonts w:ascii="Consolas" w:hAnsi="Consolas"/>
+          <w:color w:val="C7254E"/>
+          <w:shd w:val="clear" w:color="auto" w:fill="F9F2F4"/>
+          <w:sz w:val="20"/>
+        </w:rPr>
+        <w:t xml:space="preserve">id, pedido_id, motorista_id, arquivo_path, created_at</w:t>
+      </w:r>
+      <w:r>
+        <w:rPr>
+          <w:color w:val="333333"/>
+          <w:sz w:val="22"/>
+        </w:rPr>
+        <w:t xml:space="preserve">).</w:t>
+      </w:r>
+    </w:p>
+    <w:p>
+      <w:pPr>
+        <w:spacing w:after="60" w:line="240" w:lineRule="auto"/>
+      </w:pPr>
+      <w:r>
+        <w:rPr>
+          <w:b/>
+          <w:color w:val="FD5E02"/>
+          <w:sz w:val="22"/>
+        </w:rPr>
+        <w:t xml:space="preserve">18. </w:t>
+      </w:r>
+      <w:r>
+        <w:rPr>
+          <w:b/>
+          <w:color w:val="061A4F"/>
+          <w:sz w:val="22"/>
+        </w:rPr>
+        <w:t xml:space="preserve">`rotas_config`</w:t>
+      </w:r>
+      <w:r>
+        <w:rPr>
+          <w:color w:val="333333"/>
+          <w:sz w:val="22"/>
+        </w:rPr>
+        <w:t xml:space="preserve">: Cronograma padrão semanal (</w:t>
+      </w:r>
+      <w:r>
+        <w:rPr>
+          <w:rFonts w:ascii="Consolas" w:hAnsi="Consolas"/>
+          <w:color w:val="C7254E"/>
+          <w:shd w:val="clear" w:color="auto" w:fill="F9F2F4"/>
+          <w:sz w:val="20"/>
+        </w:rPr>
+        <w:t xml:space="preserve">id, nome, dia_semana, descricao, ativo</w:t>
+      </w:r>
+      <w:r>
+        <w:rPr>
+          <w:color w:val="333333"/>
+          <w:sz w:val="22"/>
+        </w:rPr>
+        <w:t xml:space="preserve">).</w:t>
+      </w:r>
+    </w:p>
+    <w:p>
+      <w:pPr>
+        <w:spacing w:after="60" w:line="240" w:lineRule="auto"/>
+      </w:pPr>
+      <w:r>
+        <w:rPr>
+          <w:b/>
+          <w:color w:val="FD5E02"/>
+          <w:sz w:val="22"/>
+        </w:rPr>
+        <w:t xml:space="preserve">19. </w:t>
+      </w:r>
+      <w:r>
+        <w:rPr>
+          <w:b/>
+          <w:color w:val="061A4F"/>
+          <w:sz w:val="22"/>
+        </w:rPr>
+        <w:t xml:space="preserve">`rota_bairros`</w:t>
+      </w:r>
+      <w:r>
+        <w:rPr>
+          <w:color w:val="333333"/>
+          <w:sz w:val="22"/>
+        </w:rPr>
+        <w:t xml:space="preserve">: Mapeamento de bairros atendidos pela rota (</w:t>
+      </w:r>
+      <w:r>
+        <w:rPr>
+          <w:rFonts w:ascii="Consolas" w:hAnsi="Consolas"/>
+          <w:color w:val="C7254E"/>
+          <w:shd w:val="clear" w:color="auto" w:fill="F9F2F4"/>
+          <w:sz w:val="20"/>
+        </w:rPr>
+        <w:t xml:space="preserve">rota_config_id, bairro</w:t>
+      </w:r>
+      <w:r>
+        <w:rPr>
+          <w:color w:val="333333"/>
+          <w:sz w:val="22"/>
+        </w:rPr>
+        <w:t xml:space="preserve">).</w:t>
+      </w:r>
+    </w:p>
+    <w:p>
+      <w:pPr>
+        <w:spacing w:after="60" w:line="240" w:lineRule="auto"/>
+      </w:pPr>
+      <w:r>
+        <w:rPr>
+          <w:b/>
+          <w:color w:val="FD5E02"/>
+          <w:sz w:val="22"/>
+        </w:rPr>
+        <w:t xml:space="preserve">20. </w:t>
+      </w:r>
+      <w:r>
+        <w:rPr>
+          <w:b/>
+          <w:color w:val="061A4F"/>
+          <w:sz w:val="22"/>
+        </w:rPr>
+        <w:t xml:space="preserve">`vendedor_rotas`</w:t>
+      </w:r>
+      <w:r>
+        <w:rPr>
+          <w:color w:val="333333"/>
+          <w:sz w:val="22"/>
+        </w:rPr>
+        <w:t xml:space="preserve">: Escala de vendedores por rota semanal (</w:t>
+      </w:r>
+      <w:r>
+        <w:rPr>
+          <w:rFonts w:ascii="Consolas" w:hAnsi="Consolas"/>
+          <w:color w:val="C7254E"/>
+          <w:shd w:val="clear" w:color="auto" w:fill="F9F2F4"/>
+          <w:sz w:val="20"/>
+        </w:rPr>
+        <w:t xml:space="preserve">vendedor_id, rota_config_id, dia_semana</w:t>
+      </w:r>
+      <w:r>
+        <w:rPr>
+          <w:color w:val="333333"/>
+          <w:sz w:val="22"/>
+        </w:rPr>
+        <w:t xml:space="preserve">).</w:t>
+      </w:r>
+    </w:p>
+    <w:p>
+      <w:pPr>
+        <w:spacing w:after="60" w:line="240" w:lineRule="auto"/>
+      </w:pPr>
+      <w:r>
+        <w:rPr>
+          <w:b/>
+          <w:color w:val="FD5E02"/>
+          <w:sz w:val="22"/>
+        </w:rPr>
+        <w:t xml:space="preserve">21. </w:t>
+      </w:r>
+      <w:r>
+        <w:rPr>
+          <w:b/>
+          <w:color w:val="061A4F"/>
+          <w:sz w:val="22"/>
+        </w:rPr>
+        <w:t xml:space="preserve">`fornecedores`</w:t>
+      </w:r>
+      <w:r>
+        <w:rPr>
+          <w:color w:val="333333"/>
+          <w:sz w:val="22"/>
+        </w:rPr>
+        <w:t xml:space="preserve">: Fornecedores de suprimentos (</w:t>
+      </w:r>
+      <w:r>
+        <w:rPr>
+          <w:rFonts w:ascii="Consolas" w:hAnsi="Consolas"/>
+          <w:color w:val="C7254E"/>
+          <w:shd w:val="clear" w:color="auto" w:fill="F9F2F4"/>
+          <w:sz w:val="20"/>
+        </w:rPr>
+        <w:t xml:space="preserve">id, razao_social, nome_fantasia, cnpj, telefone, email, contato, endereco, ativo, created_at</w:t>
+      </w:r>
+      <w:r>
+        <w:rPr>
+          <w:color w:val="333333"/>
+          <w:sz w:val="22"/>
+        </w:rPr>
+        <w:t xml:space="preserve">).</w:t>
+      </w:r>
+    </w:p>
+    <w:p>
+      <w:pPr>
+        <w:spacing w:after="60" w:line="240" w:lineRule="auto"/>
+      </w:pPr>
+      <w:r>
+        <w:rPr>
+          <w:b/>
+          <w:color w:val="FD5E02"/>
+          <w:sz w:val="22"/>
+        </w:rPr>
+        <w:t xml:space="preserve">22. </w:t>
+      </w:r>
+      <w:r>
+        <w:rPr>
+          <w:b/>
+          <w:color w:val="061A4F"/>
+          <w:sz w:val="22"/>
+        </w:rPr>
+        <w:t xml:space="preserve">`fornecedor_produtos`</w:t>
+      </w:r>
+      <w:r>
+        <w:rPr>
+          <w:color w:val="333333"/>
+          <w:sz w:val="22"/>
+        </w:rPr>
+        <w:t xml:space="preserve">: Itens fornecidos por parceiro (</w:t>
+      </w:r>
+      <w:r>
+        <w:rPr>
+          <w:rFonts w:ascii="Consolas" w:hAnsi="Consolas"/>
+          <w:color w:val="C7254E"/>
+          <w:shd w:val="clear" w:color="auto" w:fill="F9F2F4"/>
+          <w:sz w:val="20"/>
+        </w:rPr>
+        <w:t xml:space="preserve">id, fornecedor_id, produto_id, codigo_fornecedor, preco_custo, prazo_dias</w:t>
+      </w:r>
+      <w:r>
+        <w:rPr>
+          <w:color w:val="333333"/>
+          <w:sz w:val="22"/>
+        </w:rPr>
+        <w:t xml:space="preserve">).</w:t>
+      </w:r>
+    </w:p>
+    <w:p>
+      <w:pPr>
+        <w:spacing w:after="60" w:line="240" w:lineRule="auto"/>
+      </w:pPr>
+      <w:r>
+        <w:rPr>
+          <w:b/>
+          <w:color w:val="FD5E02"/>
+          <w:sz w:val="22"/>
+        </w:rPr>
+        <w:t xml:space="preserve">23. </w:t>
+      </w:r>
+      <w:r>
+        <w:rPr>
+          <w:b/>
+          <w:color w:val="061A4F"/>
+          <w:sz w:val="22"/>
+        </w:rPr>
+        <w:t xml:space="preserve">`compras`</w:t>
+      </w:r>
+      <w:r>
+        <w:rPr>
+          <w:color w:val="333333"/>
+          <w:sz w:val="22"/>
+        </w:rPr>
+        <w:t xml:space="preserve">: Ordens de compra de mercadorias (</w:t>
+      </w:r>
+      <w:r>
+        <w:rPr>
+          <w:rFonts w:ascii="Consolas" w:hAnsi="Consolas"/>
+          <w:color w:val="C7254E"/>
+          <w:shd w:val="clear" w:color="auto" w:fill="F9F2F4"/>
+          <w:sz w:val="20"/>
+        </w:rPr>
+        <w:t xml:space="preserve">id, numero, fornecedor_id, usuario_id, status, total, observacoes, created_at, updated_at</w:t>
+      </w:r>
+      <w:r>
+        <w:rPr>
+          <w:color w:val="333333"/>
+          <w:sz w:val="22"/>
+        </w:rPr>
+        <w:t xml:space="preserve">).</w:t>
+      </w:r>
+    </w:p>
+    <w:p>
+      <w:pPr>
+        <w:spacing w:after="60" w:line="240" w:lineRule="auto"/>
+      </w:pPr>
+      <w:r>
+        <w:rPr>
+          <w:b/>
+          <w:color w:val="FD5E02"/>
+          <w:sz w:val="22"/>
+        </w:rPr>
+        <w:t xml:space="preserve">24. </w:t>
+      </w:r>
+      <w:r>
+        <w:rPr>
+          <w:b/>
+          <w:color w:val="061A4F"/>
+          <w:sz w:val="22"/>
+        </w:rPr>
+        <w:t xml:space="preserve">`compra_itens`</w:t>
+      </w:r>
+      <w:r>
+        <w:rPr>
+          <w:color w:val="333333"/>
+          <w:sz w:val="22"/>
+        </w:rPr>
+        <w:t xml:space="preserve">: Linhas da ordem de compra (</w:t>
+      </w:r>
+      <w:r>
+        <w:rPr>
+          <w:rFonts w:ascii="Consolas" w:hAnsi="Consolas"/>
+          <w:color w:val="C7254E"/>
+          <w:shd w:val="clear" w:color="auto" w:fill="F9F2F4"/>
+          <w:sz w:val="20"/>
+        </w:rPr>
+        <w:t xml:space="preserve">id, compra_id, produto_id, quantidade, preco_custo_unitario, subtotal</w:t>
+      </w:r>
+      <w:r>
+        <w:rPr>
+          <w:color w:val="333333"/>
+          <w:sz w:val="22"/>
+        </w:rPr>
+        <w:t xml:space="preserve">).</w:t>
+      </w:r>
+    </w:p>
+    <w:p>
+      <w:pPr>
+        <w:spacing w:after="60" w:line="240" w:lineRule="auto"/>
+      </w:pPr>
+      <w:r>
+        <w:rPr>
+          <w:b/>
+          <w:color w:val="FD5E02"/>
+          <w:sz w:val="22"/>
+        </w:rPr>
+        <w:t xml:space="preserve">25. </w:t>
+      </w:r>
+      <w:r>
+        <w:rPr>
+          <w:b/>
+          <w:color w:val="061A4F"/>
+          <w:sz w:val="22"/>
+        </w:rPr>
+        <w:t xml:space="preserve">`produto_custos_historico`</w:t>
+      </w:r>
+      <w:r>
+        <w:rPr>
+          <w:color w:val="333333"/>
+          <w:sz w:val="22"/>
+        </w:rPr>
+        <w:t xml:space="preserve">: Rastreabilidade de custo médio (</w:t>
+      </w:r>
+      <w:r>
+        <w:rPr>
+          <w:rFonts w:ascii="Consolas" w:hAnsi="Consolas"/>
+          <w:color w:val="C7254E"/>
+          <w:shd w:val="clear" w:color="auto" w:fill="F9F2F4"/>
+          <w:sz w:val="20"/>
+        </w:rPr>
+        <w:t xml:space="preserve">id, produto_id, custo, tipo_ajuste, origem_id, motivo, data_inicio, data_fim, usuario_id</w:t>
+      </w:r>
+      <w:r>
+        <w:rPr>
+          <w:color w:val="333333"/>
+          <w:sz w:val="22"/>
+        </w:rPr>
+        <w:t xml:space="preserve">).</w:t>
+      </w:r>
+    </w:p>
+    <w:p>
+      <w:pPr>
+        <w:spacing w:after="60" w:line="240" w:lineRule="auto"/>
+      </w:pPr>
+      <w:r>
+        <w:rPr>
+          <w:b/>
+          <w:color w:val="FD5E02"/>
+          <w:sz w:val="22"/>
+        </w:rPr>
+        <w:t xml:space="preserve">26. </w:t>
+      </w:r>
+      <w:r>
+        <w:rPr>
+          <w:b/>
+          <w:color w:val="061A4F"/>
+          <w:sz w:val="22"/>
+        </w:rPr>
+        <w:t xml:space="preserve">`produto_imagens`</w:t>
+      </w:r>
+      <w:r>
+        <w:rPr>
+          <w:color w:val="333333"/>
+          <w:sz w:val="22"/>
+        </w:rPr>
+        <w:t xml:space="preserve">: Fotos adicionais do catálogo (</w:t>
+      </w:r>
+      <w:r>
+        <w:rPr>
+          <w:rFonts w:ascii="Consolas" w:hAnsi="Consolas"/>
+          <w:color w:val="C7254E"/>
+          <w:shd w:val="clear" w:color="auto" w:fill="F9F2F4"/>
+          <w:sz w:val="20"/>
+        </w:rPr>
+        <w:t xml:space="preserve">id, produto_id, arquivo_path, mime_type, tamanho_bytes, principal, ordem, created_at</w:t>
+      </w:r>
+      <w:r>
+        <w:rPr>
+          <w:color w:val="333333"/>
+          <w:sz w:val="22"/>
+        </w:rPr>
+        <w:t xml:space="preserve">).</w:t>
+      </w:r>
+    </w:p>
+    <w:p>
+      <w:pPr>
+        <w:spacing w:after="60" w:line="240" w:lineRule="auto"/>
+      </w:pPr>
+      <w:r>
+        <w:rPr>
+          <w:b/>
+          <w:color w:val="FD5E02"/>
+          <w:sz w:val="22"/>
+        </w:rPr>
+        <w:t xml:space="preserve">27. </w:t>
+      </w:r>
+      <w:r>
+        <w:rPr>
+          <w:b/>
+          <w:color w:val="061A4F"/>
+          <w:sz w:val="22"/>
+        </w:rPr>
+        <w:t xml:space="preserve">`promocoes`</w:t>
+      </w:r>
+      <w:r>
+        <w:rPr>
+          <w:color w:val="333333"/>
+          <w:sz w:val="22"/>
+        </w:rPr>
+        <w:t xml:space="preserve">: Campanhas promocionais temporárias (</w:t>
+      </w:r>
+      <w:r>
+        <w:rPr>
+          <w:rFonts w:ascii="Consolas" w:hAnsi="Consolas"/>
+          <w:color w:val="C7254E"/>
+          <w:shd w:val="clear" w:color="auto" w:fill="F9F2F4"/>
+          <w:sz w:val="20"/>
+        </w:rPr>
+        <w:t xml:space="preserve">id, produto_id, nome, preco_promocional, inicio, termino, ativo, created_at</w:t>
+      </w:r>
+      <w:r>
+        <w:rPr>
+          <w:color w:val="333333"/>
+          <w:sz w:val="22"/>
+        </w:rPr>
+        <w:t xml:space="preserve">).</w:t>
+      </w:r>
+    </w:p>
+    <w:p>
+      <w:pPr>
+        <w:spacing w:after="60" w:line="240" w:lineRule="auto"/>
+      </w:pPr>
+      <w:r>
+        <w:rPr>
+          <w:b/>
+          <w:color w:val="FD5E02"/>
+          <w:sz w:val="22"/>
+        </w:rPr>
+        <w:t xml:space="preserve">28. </w:t>
+      </w:r>
+      <w:r>
+        <w:rPr>
+          <w:b/>
+          <w:color w:val="061A4F"/>
+          <w:sz w:val="22"/>
+        </w:rPr>
+        <w:t xml:space="preserve">`configuracoes`</w:t>
+      </w:r>
+      <w:r>
+        <w:rPr>
+          <w:color w:val="333333"/>
+          <w:sz w:val="22"/>
+        </w:rPr>
+        <w:t xml:space="preserve">: Chaves operacionais (</w:t>
+      </w:r>
+      <w:r>
+        <w:rPr>
+          <w:rFonts w:ascii="Consolas" w:hAnsi="Consolas"/>
+          <w:color w:val="C7254E"/>
+          <w:shd w:val="clear" w:color="auto" w:fill="F9F2F4"/>
+          <w:sz w:val="20"/>
+        </w:rPr>
+        <w:t xml:space="preserve">chave, valor, updated_at</w:t>
+      </w:r>
+      <w:r>
+        <w:rPr>
+          <w:color w:val="333333"/>
+          <w:sz w:val="22"/>
+        </w:rPr>
+        <w:t xml:space="preserve">).</w:t>
+      </w:r>
+    </w:p>
+    <w:p>
+      <w:pPr>
+        <w:spacing w:after="60" w:line="240" w:lineRule="auto"/>
+      </w:pPr>
+      <w:r>
+        <w:rPr>
+          <w:b/>
+          <w:color w:val="FD5E02"/>
+          <w:sz w:val="22"/>
+        </w:rPr>
+        <w:t xml:space="preserve">29. </w:t>
+      </w:r>
+      <w:r>
+        <w:rPr>
+          <w:b/>
+          <w:color w:val="061A4F"/>
+          <w:sz w:val="22"/>
+        </w:rPr>
+        <w:t xml:space="preserve">`audit_logs`</w:t>
+      </w:r>
+      <w:r>
+        <w:rPr>
+          <w:color w:val="333333"/>
+          <w:sz w:val="22"/>
+        </w:rPr>
+        <w:t xml:space="preserve">: Trilhas de auditoria administrativa (</w:t>
+      </w:r>
+      <w:r>
+        <w:rPr>
+          <w:rFonts w:ascii="Consolas" w:hAnsi="Consolas"/>
+          <w:color w:val="C7254E"/>
+          <w:shd w:val="clear" w:color="auto" w:fill="F9F2F4"/>
+          <w:sz w:val="20"/>
+        </w:rPr>
+        <w:t xml:space="preserve">id, usuario_id, acao, entidade, entidade_id, antes_json, depois_json, metadata_json, created_at</w:t>
+      </w:r>
+      <w:r>
+        <w:rPr>
+          <w:color w:val="333333"/>
+          <w:sz w:val="22"/>
+        </w:rPr>
+        <w:t xml:space="preserve">).</w:t>
+      </w:r>
+    </w:p>
+    <w:p>
+      <w:pPr>
+        <w:spacing w:after="60" w:line="240" w:lineRule="auto"/>
+      </w:pPr>
+      <w:r>
+        <w:rPr>
+          <w:b/>
+          <w:color w:val="FD5E02"/>
+          <w:sz w:val="22"/>
+        </w:rPr>
+        <w:t xml:space="preserve">30. </w:t>
+      </w:r>
+      <w:r>
+        <w:rPr>
+          <w:b/>
+          <w:color w:val="061A4F"/>
+          <w:sz w:val="22"/>
+        </w:rPr>
+        <w:t xml:space="preserve">`idempotency_keys`</w:t>
+      </w:r>
+      <w:r>
+        <w:rPr>
+          <w:color w:val="333333"/>
+          <w:sz w:val="22"/>
+        </w:rPr>
+        <w:t xml:space="preserve">: Prevenção de duplicidades (</w:t>
+      </w:r>
+      <w:r>
+        <w:rPr>
+          <w:rFonts w:ascii="Consolas" w:hAnsi="Consolas"/>
+          <w:color w:val="C7254E"/>
+          <w:shd w:val="clear" w:color="auto" w:fill="F9F2F4"/>
+          <w:sz w:val="20"/>
+        </w:rPr>
+        <w:t xml:space="preserve">id, user_id, route, key_value, response_status, response_json, created_at</w:t>
+      </w:r>
+      <w:r>
+        <w:rPr>
+          <w:color w:val="333333"/>
+          <w:sz w:val="22"/>
+        </w:rPr>
+        <w:t xml:space="preserve">).</w:t>
+      </w:r>
+    </w:p>
+    <w:p>
+      <w:pPr>
+        <w:spacing w:after="60" w:line="240" w:lineRule="auto"/>
+      </w:pPr>
+      <w:r>
+        <w:rPr>
+          <w:b/>
+          <w:color w:val="FD5E02"/>
+          <w:sz w:val="22"/>
+        </w:rPr>
+        <w:t xml:space="preserve">31. </w:t>
+      </w:r>
+      <w:r>
+        <w:rPr>
+          <w:b/>
+          <w:color w:val="061A4F"/>
+          <w:sz w:val="22"/>
+        </w:rPr>
+        <w:t xml:space="preserve">`system_events`</w:t>
+      </w:r>
+      <w:r>
+        <w:rPr>
+          <w:color w:val="333333"/>
+          <w:sz w:val="22"/>
+        </w:rPr>
+        <w:t xml:space="preserve">: Telemetria interna e requisições (</w:t>
+      </w:r>
+      <w:r>
+        <w:rPr>
+          <w:rFonts w:ascii="Consolas" w:hAnsi="Consolas"/>
+          <w:color w:val="C7254E"/>
+          <w:shd w:val="clear" w:color="auto" w:fill="F9F2F4"/>
+          <w:sz w:val="20"/>
+        </w:rPr>
+        <w:t xml:space="preserve">id, level, event, request_id, message, metadata_json, created_at</w:t>
+      </w:r>
+      <w:r>
+        <w:rPr>
+          <w:color w:val="333333"/>
+          <w:sz w:val="22"/>
+        </w:rPr>
+        <w:t xml:space="preserve">).</w:t>
+      </w:r>
+    </w:p>
+    <w:p>
+      <w:pPr>
+        <w:pStyle w:val="Heading2"/>
+        <w:spacing w:before="220" w:after="100"/>
+      </w:pPr>
+      <w:r>
+        <w:rPr>
+          <w:b/>
+          <w:color w:val="FD5E02"/>
+          <w:sz w:val="26"/>
+        </w:rPr>
+        <w:t xml:space="preserve">3. MÁQUINAS DE ESTADO E INVARIANTES TRANSACIONAIS</w:t>
+      </w:r>
+    </w:p>
+    <w:p>
+      <w:pPr>
+        <w:pStyle w:val="Heading3"/>
+        <w:spacing w:before="180" w:after="80"/>
+      </w:pPr>
+      <w:r>
+        <w:rPr>
+          <w:b/>
+          <w:color w:val="061A4F"/>
+          <w:sz w:val="22"/>
+        </w:rPr>
+        <w:t xml:space="preserve">3.1 Ciclo do Pedido</w:t>
+      </w:r>
+    </w:p>
+    <w:p>
+      <w:pPr>
+        <w:shd w:val="clear" w:color="auto" w:fill="F1F5F9"/>
+        <w:spacing w:before="100" w:after="100"/>
+      </w:pPr>
+      <w:r>
+        <w:rPr>
+          <w:rFonts w:ascii="Consolas" w:hAnsi="Consolas"/>
+          <w:color w:val="0F172A"/>
+          <w:sz w:val="18"/>
+        </w:rPr>
+        <w:t xml:space="preserve">stateDiagram-v2
+    [*] --&gt; PENDENTE: Criado (Web / Vendedor / PDV)
+    PENDENTE --&gt; SEPARACAO: Separação Iniciada
+    PENDENTE --&gt; CANCELADO: Cancelado (Estorno do Saldo)
+    SEPARACAO --&gt; ROTA: Rota Despachada para Veículo
+    SEPARACAO --&gt; CANCELADO: Cancelado pela Torre
+    ROTA --&gt; CONCLUIDO: Entrega com Sucesso + Comprovante
+    ROTA --&gt; SEPARACAO: Insucesso Registrado (/fail)
+    CONCLUIDO --&gt; [*]
+    CANCELADO --&gt; [*]</w:t>
+      </w:r>
+    </w:p>
+    <w:p>
+      <w:pPr>
+        <w:pStyle w:val="Heading3"/>
+        <w:spacing w:before="180" w:after="80"/>
+      </w:pPr>
+      <w:r>
+        <w:rPr>
+          <w:b/>
+          <w:color w:val="061A4F"/>
+          <w:sz w:val="22"/>
+        </w:rPr>
+        <w:t xml:space="preserve">3.2 Invariantes de Engenharia Atendidos</w:t>
       </w:r>
     </w:p>
     <w:p>
       <w:pPr>
         <w:pStyle w:val="ListBullet"/>
-        <w:spacing w:after="80" w:line="260" w:lineRule="auto"/>
+        <w:spacing w:after="60" w:line="240" w:lineRule="auto"/>
       </w:pPr>
       <w:r>
         <w:rPr>
-          <w:rFonts w:ascii="Calibri" w:hAnsi="Calibri" w:eastAsia="Calibri"/>
           <w:b/>
           <w:color w:val="061A4F"/>
           <w:sz w:val="22"/>
         </w:rPr>
-        <w:t xml:space="preserve">â€¢ server.js: </w:t>
+        <w:t xml:space="preserve">Zero Negative Stock:</w:t>
       </w:r>
       <w:r>
         <w:rPr>
-          <w:rFonts w:ascii="Calibri" w:hAnsi="Calibri" w:eastAsia="Calibri"/>
-          <w:b w:val="0"/>
           <w:color w:val="333333"/>
           <w:sz w:val="22"/>
         </w:rPr>
-        <w:t xml:space="preserve">Ponto central de roteamento REST nativo, pool de conexÃµes persistentes SSE e controle de taxa de requisiÃ§Ãµes (rate limiting).</w:t>
+        <w:t xml:space="preserve"> O update de reserva de estoque (</w:t>
+      </w:r>
+      <w:r>
+        <w:rPr>
+          <w:rFonts w:ascii="Consolas" w:hAnsi="Consolas"/>
+          <w:color w:val="C7254E"/>
+          <w:shd w:val="clear" w:color="auto" w:fill="F9F2F4"/>
+          <w:sz w:val="20"/>
+        </w:rPr>
+        <w:t xml:space="preserve">UPDATE estoque SET quantidade_disponivel = quantidade_disponivel - ? WHERE ... AND quantidade_disponivel &gt;= ?</w:t>
+      </w:r>
+      <w:r>
+        <w:rPr>
+          <w:color w:val="333333"/>
+          <w:sz w:val="22"/>
+        </w:rPr>
+        <w:t xml:space="preserve">) valida atomicamente o saldo no momento da inserção.</w:t>
       </w:r>
     </w:p>
     <w:p>
       <w:pPr>
         <w:pStyle w:val="ListBullet"/>
-        <w:spacing w:after="80" w:line="260" w:lineRule="auto"/>
+        <w:spacing w:after="60" w:line="240" w:lineRule="auto"/>
       </w:pPr>
       <w:r>
         <w:rPr>
-          <w:rFonts w:ascii="Calibri" w:hAnsi="Calibri" w:eastAsia="Calibri"/>
           <w:b/>
           <w:color w:val="061A4F"/>
           <w:sz w:val="22"/>
         </w:rPr>
-        <w:t xml:space="preserve">â€¢ src/db.js: </w:t>
+        <w:t xml:space="preserve">Cálculo Monetário Inteiro:</w:t>
       </w:r>
       <w:r>
         <w:rPr>
-          <w:rFonts w:ascii="Calibri" w:hAnsi="Calibri" w:eastAsia="Calibri"/>
-          <w:b w:val="0"/>
           <w:color w:val="333333"/>
           <w:sz w:val="22"/>
         </w:rPr>
-        <w:t xml:space="preserve">Gerenciamento do SQLite com isolamento ACID estrito, foreign keys ativas e migraÃ§Ãµes idempotentes automÃ¡ticas.</w:t>
+        <w:t xml:space="preserve"> Totais e subtotais são convertidos para centavos (</w:t>
+      </w:r>
+      <w:r>
+        <w:rPr>
+          <w:rFonts w:ascii="Consolas" w:hAnsi="Consolas"/>
+          <w:color w:val="C7254E"/>
+          <w:shd w:val="clear" w:color="auto" w:fill="F9F2F4"/>
+          <w:sz w:val="20"/>
+        </w:rPr>
+        <w:t xml:space="preserve">Math.round(preco * 100) * quantidade</w:t>
+      </w:r>
+      <w:r>
+        <w:rPr>
+          <w:color w:val="333333"/>
+          <w:sz w:val="22"/>
+        </w:rPr>
+        <w:t xml:space="preserve">) antes de operações aritméticas e divisões finais.</w:t>
       </w:r>
     </w:p>
     <w:p>
       <w:pPr>
         <w:pStyle w:val="ListBullet"/>
-        <w:spacing w:after="80" w:line="260" w:lineRule="auto"/>
+        <w:spacing w:after="60" w:line="240" w:lineRule="auto"/>
       </w:pPr>
       <w:r>
         <w:rPr>
-          <w:rFonts w:ascii="Calibri" w:hAnsi="Calibri" w:eastAsia="Calibri"/>
           <w:b/>
           <w:color w:val="061A4F"/>
           <w:sz w:val="22"/>
         </w:rPr>
-        <w:t xml:space="preserve">â€¢ src/routing.js: </w:t>
+        <w:t xml:space="preserve">Fallback Instantâneo dos APKs:</w:t>
       </w:r>
       <w:r>
         <w:rPr>
-          <w:rFonts w:ascii="Calibri" w:hAnsi="Calibri" w:eastAsia="Calibri"/>
-          <w:b w:val="0"/>
           <w:color w:val="333333"/>
           <w:sz w:val="22"/>
         </w:rPr>
-        <w:t xml:space="preserve">Motor de roteamento logÃ­stico com resoluÃ§Ã£o em 3 camadas: OpenStreetMap OSRM Trip API, Google Maps Routes e fallback euclidiano.</w:t>
-      </w:r>
-    </w:p>
-    <w:p>
-      <w:pPr>
-        <w:pStyle w:val="ListBullet"/>
-        <w:spacing w:after="80" w:line="260" w:lineRule="auto"/>
-      </w:pPr>
-      <w:r>
-        <w:rPr>
-          <w:rFonts w:ascii="Calibri" w:hAnsi="Calibri" w:eastAsia="Calibri"/>
-          <w:b/>
-          <w:color w:val="061A4F"/>
-          <w:sz w:val="22"/>
-        </w:rPr>
-        <w:t xml:space="preserve">â€¢ src/ai.js: </w:t>
+        <w:t xml:space="preserve"> Interceptação nativa de requisições web locais (</w:t>
       </w:r>
       <w:r>
         <w:rPr>
-          <w:rFonts w:ascii="Calibri" w:hAnsi="Calibri" w:eastAsia="Calibri"/>
-          <w:b w:val="0"/>
+          <w:rFonts w:ascii="Consolas" w:hAnsi="Consolas"/>
+          <w:color w:val="C7254E"/>
+          <w:shd w:val="clear" w:color="auto" w:fill="F9F2F4"/>
+          <w:sz w:val="20"/>
+        </w:rPr>
+        <w:t xml:space="preserve">shouldInterceptRequest</w:t>
+      </w:r>
+      <w:r>
+        <w:rPr>
           <w:color w:val="333333"/>
           <w:sz w:val="22"/>
         </w:rPr>
-        <w:t xml:space="preserve">Assistente com IA Groq sobre conexÃ£o SQLite estritamente somente-leitura (SQLITE_OPEN_READONLY), bloqueio lÃ©xico e redaÃ§Ã£o de credenciais.</w:t>
-      </w:r>
-    </w:p>
-    <w:p>
-      <w:pPr>
-        <w:pStyle w:val="ListBullet"/>
-        <w:spacing w:after="80" w:line="260" w:lineRule="auto"/>
-      </w:pPr>
-      <w:r>
-        <w:rPr>
-          <w:rFonts w:ascii="Calibri" w:hAnsi="Calibri" w:eastAsia="Calibri"/>
-          <w:b/>
-          <w:color w:val="061A4F"/>
-          <w:sz w:val="22"/>
-        </w:rPr>
-        <w:t xml:space="preserve">â€¢ src/pdf.js: </w:t>
-      </w:r>
-      <w:r>
-        <w:rPr>
-          <w:rFonts w:ascii="Calibri" w:hAnsi="Calibri" w:eastAsia="Calibri"/>
-          <w:b w:val="0"/>
-          <w:color w:val="333333"/>
-          <w:sz w:val="22"/>
-        </w:rPr>
-        <w:t xml:space="preserve">Motor vetorial de emissÃ£o de relatÃ³rios de estoque, pedidos e romaneios de separaÃ§Ã£o e carga.</w:t>
-      </w:r>
-    </w:p>
-    <w:p>
-      <w:pPr>
-        <w:pStyle w:val="ListBullet"/>
-        <w:spacing w:after="80" w:line="260" w:lineRule="auto"/>
-      </w:pPr>
-      <w:r>
-        <w:rPr>
-          <w:rFonts w:ascii="Calibri" w:hAnsi="Calibri" w:eastAsia="Calibri"/>
-          <w:b/>
-          <w:color w:val="061A4F"/>
-          <w:sz w:val="22"/>
-        </w:rPr>
-        <w:t xml:space="preserve">â€¢ src/auth.js &amp; security.js: </w:t>
-      </w:r>
-      <w:r>
-        <w:rPr>
-          <w:rFonts w:ascii="Calibri" w:hAnsi="Calibri" w:eastAsia="Calibri"/>
-          <w:b w:val="0"/>
-          <w:color w:val="333333"/>
-          <w:sz w:val="22"/>
-        </w:rPr>
-        <w:t xml:space="preserve">AutenticaÃ§Ã£o JWT HMAC-SHA256, hash bcrypt de senhas, revalidaÃ§Ã£o de perfil a cada chamada e sanitizaÃ§Ã£o XSS.</w:t>
-      </w:r>
-    </w:p>
-    <w:p>
-      <w:pPr>
-        <w:spacing w:before="240" w:after="160"/>
-      </w:pPr>
-      <w:r>
-        <w:rPr>
-          <w:rFonts w:ascii="Calibri" w:hAnsi="Calibri" w:eastAsia="Calibri"/>
-          <w:b/>
-          <w:color w:val="061A4F"/>
-          <w:sz w:val="36"/>
-        </w:rPr>
-        <w:t>2. DicionÃ¡rio de Dados Transacional (32 Tabelas)</w:t>
-      </w:r>
-    </w:p>
-    <w:p>
-      <w:pPr>
-        <w:spacing w:after="120" w:line="276" w:lineRule="auto"/>
-      </w:pPr>
-      <w:r>
-        <w:rPr>
-          <w:rFonts w:ascii="Calibri" w:hAnsi="Calibri" w:eastAsia="Calibri"/>
-          <w:b w:val="0"/>
-          <w:color w:val="333333"/>
-          <w:sz w:val="22"/>
-        </w:rPr>
-        <w:t xml:space="preserve">O esquema do SQLite Ã© composto por 32 tabelas relacionais organizadas nos seguintes domÃ­nios de negÃ³cio:</w:t>
-      </w:r>
-    </w:p>
-    <w:tbl xmlns:w="http://schemas.openxmlformats.org/wordprocessingml/2006/main">
-      <w:tblPr>
-        <w:tblStyle w:val="TableGrid"/>
-        <w:tblW w:type="auto" w:w="0"/>
-        <w:tblLook w:firstColumn="1" w:firstRow="1" w:lastColumn="0" w:lastRow="0" w:noHBand="0" w:noVBand="1" w:val="04A0"/>
-      </w:tblPr>
-      <w:tblGrid>
-        <w:gridCol w:w="2500"/>
-        <w:gridCol w:w="3972"/>
-        <w:gridCol w:w="3500"/>
-      </w:tblGrid>
-      <w:tr>
-        <w:tc>
-          <w:tcPr>
-            <w:tcW w:type="dxa" w:w="2500"/>
-            <w:shd w:fill="0B3D91"/>
-          </w:tcPr>
-          <w:p>
-            <w:pPr>
-              <w:spacing w:before="60" w:after="60"/>
-            </w:pPr>
-            <w:r>
-              <w:rPr>
-                <w:rFonts w:ascii="Calibri" w:hAnsi="Calibri" w:eastAsia="Calibri"/>
-                <w:b/>
-                <w:color w:val="FFFFFF"/>
-                <w:sz w:val="20"/>
-              </w:rPr>
-              <w:t>DomÃ­nio de NegÃ³cio</w:t>
-            </w:r>
-          </w:p>
-        </w:tc>
-        <w:tc>
-          <w:tcPr>
-            <w:tcW w:type="dxa" w:w="3972"/>
-            <w:shd w:fill="0B3D91"/>
-          </w:tcPr>
-          <w:p>
-            <w:pPr>
-              <w:spacing w:before="60" w:after="60"/>
-            </w:pPr>
-            <w:r>
-              <w:rPr>
-                <w:rFonts w:ascii="Calibri" w:hAnsi="Calibri" w:eastAsia="Calibri"/>
-                <w:b/>
-                <w:color w:val="FFFFFF"/>
-                <w:sz w:val="20"/>
-              </w:rPr>
-              <w:t>Tabelas Integrantes</w:t>
-            </w:r>
-          </w:p>
-        </w:tc>
-        <w:tc>
-          <w:tcPr>
-            <w:tcW w:type="dxa" w:w="3500"/>
-            <w:shd w:fill="0B3D91"/>
-          </w:tcPr>
-          <w:p>
-            <w:pPr>
-              <w:spacing w:before="60" w:after="60"/>
-            </w:pPr>
-            <w:r>
-              <w:rPr>
-                <w:rFonts w:ascii="Calibri" w:hAnsi="Calibri" w:eastAsia="Calibri"/>
-                <w:b/>
-                <w:color w:val="FFFFFF"/>
-                <w:sz w:val="20"/>
-              </w:rPr>
-              <w:t>FunÃ§Ã£o PrimÃ¡ria de Engenharia</w:t>
-            </w:r>
-          </w:p>
-        </w:tc>
-      </w:tr>
-      <w:tr>
-        <w:tc>
-          <w:tcPr>
-            <w:tcW w:type="dxa" w:w="2500"/>
-          </w:tcPr>
-          <w:p>
-            <w:pPr>
-              <w:spacing w:before="40" w:after="40"/>
-              <w:line w:line="240" w:lineRule="auto"/>
-            </w:pPr>
-            <w:r>
-              <w:rPr>
-                <w:rFonts w:ascii="Calibri" w:hAnsi="Calibri" w:eastAsia="Calibri"/>
-                <w:b w:val="0"/>
-                <w:color w:val="333333"/>
-                <w:sz w:val="18"/>
-              </w:rPr>
-              <w:t xml:space="preserve">SeguranÃ§a e UsuÃ¡rios</w:t>
-            </w:r>
-          </w:p>
-        </w:tc>
-        <w:tc>
-          <w:tcPr>
-            <w:tcW w:type="dxa" w:w="3972"/>
-          </w:tcPr>
-          <w:p>
-            <w:pPr>
-              <w:spacing w:before="40" w:after="40"/>
-              <w:line w:line="240" w:lineRule="auto"/>
-            </w:pPr>
-            <w:r>
-              <w:rPr>
-                <w:rFonts w:ascii="Calibri" w:hAnsi="Calibri" w:eastAsia="Calibri"/>
-                <w:b w:val="0"/>
-                <w:color w:val="333333"/>
-                <w:sz w:val="18"/>
-              </w:rPr>
-              <w:t xml:space="preserve">usuarios, audit_logs, configuracoes, idempotency_keys</w:t>
-            </w:r>
-          </w:p>
-        </w:tc>
-        <w:tc>
-          <w:tcPr>
-            <w:tcW w:type="dxa" w:w="3500"/>
-          </w:tcPr>
-          <w:p>
-            <w:pPr>
-              <w:spacing w:before="40" w:after="40"/>
-              <w:line w:line="240" w:lineRule="auto"/>
-            </w:pPr>
-            <w:r>
-              <w:rPr>
-                <w:rFonts w:ascii="Calibri" w:hAnsi="Calibri" w:eastAsia="Calibri"/>
-                <w:b w:val="0"/>
-                <w:color w:val="333333"/>
-                <w:sz w:val="18"/>
-              </w:rPr>
-              <w:t xml:space="preserve">AutenticaÃ§Ã£o, controle de papÃ©is, trilha SHA-256 e idempotÃªncia.</w:t>
-            </w:r>
-          </w:p>
-        </w:tc>
-      </w:tr>
-      <w:tr>
-        <w:tc>
-          <w:tcPr>
-            <w:tcW w:type="dxa" w:w="2500"/>
-            <w:shd w:fill="F0F4F8"/>
-          </w:tcPr>
-          <w:p>
-            <w:pPr>
-              <w:spacing w:before="40" w:after="40"/>
-              <w:line w:line="240" w:lineRule="auto"/>
-            </w:pPr>
-            <w:r>
-              <w:rPr>
-                <w:rFonts w:ascii="Calibri" w:hAnsi="Calibri" w:eastAsia="Calibri"/>
-                <w:b w:val="0"/>
-                <w:color w:val="333333"/>
-                <w:sz w:val="18"/>
-              </w:rPr>
-              <w:t xml:space="preserve">CatÃ¡logo de Produtos</w:t>
-            </w:r>
-          </w:p>
-        </w:tc>
-        <w:tc>
-          <w:tcPr>
-            <w:tcW w:type="dxa" w:w="3972"/>
-            <w:shd w:fill="F0F4F8"/>
-          </w:tcPr>
-          <w:p>
-            <w:pPr>
-              <w:spacing w:before="40" w:after="40"/>
-              <w:line w:line="240" w:lineRule="auto"/>
-            </w:pPr>
-            <w:r>
-              <w:rPr>
-                <w:rFonts w:ascii="Calibri" w:hAnsi="Calibri" w:eastAsia="Calibri"/>
-                <w:b w:val="0"/>
-                <w:color w:val="333333"/>
-                <w:sz w:val="18"/>
-              </w:rPr>
-              <w:t xml:space="preserve">categorias, subcategorias, produtos, produto_imagens, promocoes</w:t>
-            </w:r>
-          </w:p>
-        </w:tc>
-        <w:tc>
-          <w:tcPr>
-            <w:tcW w:type="dxa" w:w="3500"/>
-            <w:shd w:fill="F0F4F8"/>
-          </w:tcPr>
-          <w:p>
-            <w:pPr>
-              <w:spacing w:before="40" w:after="40"/>
-              <w:line w:line="240" w:lineRule="auto"/>
-            </w:pPr>
-            <w:r>
-              <w:rPr>
-                <w:rFonts w:ascii="Calibri" w:hAnsi="Calibri" w:eastAsia="Calibri"/>
-                <w:b w:val="0"/>
-                <w:color w:val="333333"/>
-                <w:sz w:val="18"/>
-              </w:rPr>
-              <w:t xml:space="preserve">Mix comercial, fotos, cÃ³digos EAN-13, SKUs e campanhas promocionais.</w:t>
-            </w:r>
-          </w:p>
-        </w:tc>
-      </w:tr>
-      <w:tr>
-        <w:tc>
-          <w:tcPr>
-            <w:tcW w:type="dxa" w:w="2500"/>
-          </w:tcPr>
-          <w:p>
-            <w:pPr>
-              <w:spacing w:before="40" w:after="40"/>
-              <w:line w:line="240" w:lineRule="auto"/>
-            </w:pPr>
-            <w:r>
-              <w:rPr>
-                <w:rFonts w:ascii="Calibri" w:hAnsi="Calibri" w:eastAsia="Calibri"/>
-                <w:b w:val="0"/>
-                <w:color w:val="333333"/>
-                <w:sz w:val="18"/>
-              </w:rPr>
-              <w:t xml:space="preserve">GestÃ£o Comercial</w:t>
-            </w:r>
-          </w:p>
-        </w:tc>
-        <w:tc>
-          <w:tcPr>
-            <w:tcW w:type="dxa" w:w="3972"/>
-          </w:tcPr>
-          <w:p>
-            <w:pPr>
-              <w:spacing w:before="40" w:after="40"/>
-              <w:line w:line="240" w:lineRule="auto"/>
-            </w:pPr>
-            <w:r>
-              <w:rPr>
-                <w:rFonts w:ascii="Calibri" w:hAnsi="Calibri" w:eastAsia="Calibri"/>
-                <w:b w:val="0"/>
-                <w:color w:val="333333"/>
-                <w:sz w:val="18"/>
-              </w:rPr>
-              <w:t xml:space="preserve">tabelas_preco, tabela_preco_itens, clientes, usuario_clientes, cliente_interacoes</w:t>
-            </w:r>
-          </w:p>
-        </w:tc>
-        <w:tc>
-          <w:tcPr>
-            <w:tcW w:type="dxa" w:w="3500"/>
-          </w:tcPr>
-          <w:p>
-            <w:pPr>
-              <w:spacing w:before="40" w:after="40"/>
-              <w:line w:line="240" w:lineRule="auto"/>
-            </w:pPr>
-            <w:r>
-              <w:rPr>
-                <w:rFonts w:ascii="Calibri" w:hAnsi="Calibri" w:eastAsia="Calibri"/>
-                <w:b w:val="0"/>
-                <w:color w:val="333333"/>
-                <w:sz w:val="18"/>
-              </w:rPr>
-              <w:t xml:space="preserve">Tabelas por canal/cliente, carteira de vendedores e CRM RFM.</w:t>
-            </w:r>
-          </w:p>
-        </w:tc>
-      </w:tr>
-      <w:tr>
-        <w:tc>
-          <w:tcPr>
-            <w:tcW w:type="dxa" w:w="2500"/>
-            <w:shd w:fill="F0F4F8"/>
-          </w:tcPr>
-          <w:p>
-            <w:pPr>
-              <w:spacing w:before="40" w:after="40"/>
-              <w:line w:line="240" w:lineRule="auto"/>
-            </w:pPr>
-            <w:r>
-              <w:rPr>
-                <w:rFonts w:ascii="Calibri" w:hAnsi="Calibri" w:eastAsia="Calibri"/>
-                <w:b w:val="0"/>
-                <w:color w:val="333333"/>
-                <w:sz w:val="18"/>
-              </w:rPr>
-              <w:t xml:space="preserve">Estoque e Movimento</w:t>
-            </w:r>
-          </w:p>
-        </w:tc>
-        <w:tc>
-          <w:tcPr>
-            <w:tcW w:type="dxa" w:w="3972"/>
-            <w:shd w:fill="F0F4F8"/>
-          </w:tcPr>
-          <w:p>
-            <w:pPr>
-              <w:spacing w:before="40" w:after="40"/>
-              <w:line w:line="240" w:lineRule="auto"/>
-            </w:pPr>
-            <w:r>
-              <w:rPr>
-                <w:rFonts w:ascii="Calibri" w:hAnsi="Calibri" w:eastAsia="Calibri"/>
-                <w:b w:val="0"/>
-                <w:color w:val="333333"/>
-                <w:sz w:val="18"/>
-              </w:rPr>
-              <w:t xml:space="preserve">estoque, movimentacoes_estoque</w:t>
-            </w:r>
-          </w:p>
-        </w:tc>
-        <w:tc>
-          <w:tcPr>
-            <w:tcW w:type="dxa" w:w="3500"/>
-            <w:shd w:fill="F0F4F8"/>
-          </w:tcPr>
-          <w:p>
-            <w:pPr>
-              <w:spacing w:before="40" w:after="40"/>
-              <w:line w:line="240" w:lineRule="auto"/>
-            </w:pPr>
-            <w:r>
-              <w:rPr>
-                <w:rFonts w:ascii="Calibri" w:hAnsi="Calibri" w:eastAsia="Calibri"/>
-                <w:b w:val="0"/>
-                <w:color w:val="333333"/>
-                <w:sz w:val="18"/>
-              </w:rPr>
-              <w:t xml:space="preserve">BalanÃ§o fÃ­sico/reservado/disponÃ­vel e razÃ£o analÃ­tico com justificativas.</w:t>
-            </w:r>
-          </w:p>
-        </w:tc>
-      </w:tr>
-      <w:tr>
-        <w:tc>
-          <w:tcPr>
-            <w:tcW w:type="dxa" w:w="2500"/>
-          </w:tcPr>
-          <w:p>
-            <w:pPr>
-              <w:spacing w:before="40" w:after="40"/>
-              <w:line w:line="240" w:lineRule="auto"/>
-            </w:pPr>
-            <w:r>
-              <w:rPr>
-                <w:rFonts w:ascii="Calibri" w:hAnsi="Calibri" w:eastAsia="Calibri"/>
-                <w:b w:val="0"/>
-                <w:color w:val="333333"/>
-                <w:sz w:val="18"/>
-              </w:rPr>
-              <w:t xml:space="preserve">Vendas e Pedidos</w:t>
-            </w:r>
-          </w:p>
-        </w:tc>
-        <w:tc>
-          <w:tcPr>
-            <w:tcW w:type="dxa" w:w="3972"/>
-          </w:tcPr>
-          <w:p>
-            <w:pPr>
-              <w:spacing w:before="40" w:after="40"/>
-              <w:line w:line="240" w:lineRule="auto"/>
-            </w:pPr>
-            <w:r>
-              <w:rPr>
-                <w:rFonts w:ascii="Calibri" w:hAnsi="Calibri" w:eastAsia="Calibri"/>
-                <w:b w:val="0"/>
-                <w:color w:val="333333"/>
-                <w:sz w:val="18"/>
-              </w:rPr>
-              <w:t xml:space="preserve">pedidos, pedido_itens</w:t>
-            </w:r>
-          </w:p>
-        </w:tc>
-        <w:tc>
-          <w:tcPr>
-            <w:tcW w:type="dxa" w:w="3500"/>
-          </w:tcPr>
-          <w:p>
-            <w:pPr>
-              <w:spacing w:before="40" w:after="40"/>
-              <w:line w:line="240" w:lineRule="auto"/>
-            </w:pPr>
-            <w:r>
-              <w:rPr>
-                <w:rFonts w:ascii="Calibri" w:hAnsi="Calibri" w:eastAsia="Calibri"/>
-                <w:b w:val="0"/>
-                <w:color w:val="333333"/>
-                <w:sz w:val="18"/>
-              </w:rPr>
-              <w:t xml:space="preserve">CabeÃ§alho e itens de venda com reserva atÃ´mica e congelamento de preÃ§o.</w:t>
-            </w:r>
-          </w:p>
-        </w:tc>
-      </w:tr>
-      <w:tr>
-        <w:tc>
-          <w:tcPr>
-            <w:tcW w:type="dxa" w:w="2500"/>
-            <w:shd w:fill="F0F4F8"/>
-          </w:tcPr>
-          <w:p>
-            <w:pPr>
-              <w:spacing w:before="40" w:after="40"/>
-              <w:line w:line="240" w:lineRule="auto"/>
-            </w:pPr>
-            <w:r>
-              <w:rPr>
-                <w:rFonts w:ascii="Calibri" w:hAnsi="Calibri" w:eastAsia="Calibri"/>
-                <w:b w:val="0"/>
-                <w:color w:val="333333"/>
-                <w:sz w:val="18"/>
-              </w:rPr>
-              <w:t xml:space="preserve">ExpediÃ§Ã£o e LogÃ­stica</w:t>
-            </w:r>
-          </w:p>
-        </w:tc>
-        <w:tc>
-          <w:tcPr>
-            <w:tcW w:type="dxa" w:w="3972"/>
-            <w:shd w:fill="F0F4F8"/>
-          </w:tcPr>
-          <w:p>
-            <w:pPr>
-              <w:spacing w:before="40" w:after="40"/>
-              <w:line w:line="240" w:lineRule="auto"/>
-            </w:pPr>
-            <w:r>
-              <w:rPr>
-                <w:rFonts w:ascii="Calibri" w:hAnsi="Calibri" w:eastAsia="Calibri"/>
-                <w:b w:val="0"/>
-                <w:color w:val="333333"/>
-                <w:sz w:val="18"/>
-              </w:rPr>
-              <w:t xml:space="preserve">rotas_logistica, rota_pedidos, comprovantes_entrega, pedido_retornos, rotas_config, rota_bairros, vendedor_rotas, system_events</w:t>
-            </w:r>
-          </w:p>
-        </w:tc>
-        <w:tc>
-          <w:tcPr>
-            <w:tcW w:type="dxa" w:w="3500"/>
-            <w:shd w:fill="F0F4F8"/>
-          </w:tcPr>
-          <w:p>
-            <w:pPr>
-              <w:spacing w:before="40" w:after="40"/>
-              <w:line w:line="240" w:lineRule="auto"/>
-            </w:pPr>
-            <w:r>
-              <w:rPr>
-                <w:rFonts w:ascii="Calibri" w:hAnsi="Calibri" w:eastAsia="Calibri"/>
-                <w:b w:val="0"/>
-                <w:color w:val="333333"/>
-                <w:sz w:val="18"/>
-              </w:rPr>
-              <w:t xml:space="preserve">RoteirizaÃ§Ã£o por bairro, comprovaÃ§Ã£o digital e rollback de entregas falhas.</w:t>
-            </w:r>
-          </w:p>
-        </w:tc>
-      </w:tr>
-      <w:tr>
-        <w:tc>
-          <w:tcPr>
-            <w:tcW w:type="dxa" w:w="2500"/>
-          </w:tcPr>
-          <w:p>
-            <w:pPr>
-              <w:spacing w:before="40" w:after="40"/>
-              <w:line w:line="240" w:lineRule="auto"/>
-            </w:pPr>
-            <w:r>
-              <w:rPr>
-                <w:rFonts w:ascii="Calibri" w:hAnsi="Calibri" w:eastAsia="Calibri"/>
-                <w:b w:val="0"/>
-                <w:color w:val="333333"/>
-                <w:sz w:val="18"/>
-              </w:rPr>
-              <w:t xml:space="preserve">Compras e Inbound</w:t>
-            </w:r>
-          </w:p>
-        </w:tc>
-        <w:tc>
-          <w:tcPr>
-            <w:tcW w:type="dxa" w:w="3972"/>
-          </w:tcPr>
-          <w:p>
-            <w:pPr>
-              <w:spacing w:before="40" w:after="40"/>
-              <w:line w:line="240" w:lineRule="auto"/>
-            </w:pPr>
-            <w:r>
-              <w:rPr>
-                <w:rFonts w:ascii="Calibri" w:hAnsi="Calibri" w:eastAsia="Calibri"/>
-                <w:b w:val="0"/>
-                <w:color w:val="333333"/>
-                <w:sz w:val="18"/>
-              </w:rPr>
-              <w:t xml:space="preserve">fornecedores, fornecedor_produtos, compras, compra_itens</w:t>
-            </w:r>
-          </w:p>
-        </w:tc>
-        <w:tc>
-          <w:tcPr>
-            <w:tcW w:type="dxa" w:w="3500"/>
-          </w:tcPr>
-          <w:p>
-            <w:pPr>
-              <w:spacing w:before="40" w:after="40"/>
-              <w:line w:line="240" w:lineRule="auto"/>
-            </w:pPr>
-            <w:r>
-              <w:rPr>
-                <w:rFonts w:ascii="Calibri" w:hAnsi="Calibri" w:eastAsia="Calibri"/>
-                <w:b w:val="0"/>
-                <w:color w:val="333333"/>
-                <w:sz w:val="18"/>
-              </w:rPr>
-              <w:t xml:space="preserve">GestÃ£o de suprimentos, ordens de compra e conferÃªncia na doca.</w:t>
-            </w:r>
-          </w:p>
-        </w:tc>
-      </w:tr>
-    </w:tbl>
-    <w:p>
-      <w:pPr>
-        <w:spacing w:before="240" w:after="160"/>
-      </w:pPr>
-      <w:r>
-        <w:rPr>
-          <w:rFonts w:ascii="Calibri" w:hAnsi="Calibri" w:eastAsia="Calibri"/>
-          <w:b/>
-          <w:color w:val="061A4F"/>
-          <w:sz w:val="36"/>
-        </w:rPr>
-        <w:t>3. MÃ¡quinas de Estados e Garantias Transacionais</w:t>
-      </w:r>
-    </w:p>
-    <w:p>
-      <w:pPr>
-        <w:spacing w:before="160" w:after="80"/>
-      </w:pPr>
-      <w:r>
-        <w:rPr>
-          <w:rFonts w:ascii="Calibri" w:hAnsi="Calibri" w:eastAsia="Calibri"/>
-          <w:b/>
-          <w:color w:val="0B3D91"/>
-          <w:sz w:val="24"/>
-        </w:rPr>
-        <w:t>3.1 MÃ¡quina de Estados do Pedido (pedidos.status)</w:t>
-      </w:r>
-    </w:p>
-    <w:p>
-      <w:pPr>
-        <w:spacing w:after="120" w:line="276" w:lineRule="auto"/>
-      </w:pPr>
-      <w:r>
-        <w:rPr>
-          <w:rFonts w:ascii="Calibri" w:hAnsi="Calibri" w:eastAsia="Calibri"/>
-          <w:b w:val="0"/>
-          <w:color w:val="333333"/>
-          <w:sz w:val="22"/>
-        </w:rPr>
-        <w:t xml:space="preserve">â€¢ PENDENTE: Origens WEB e VENDEDOR. O servidor reserva o estoque atÃ´mico de imediato (quantidade_reservada += Qty, quantidade_disponivel -= Qty).</w:t>
-      </w:r>
-    </w:p>
-    <w:p>
-      <w:pPr>
-        <w:pStyle w:val="ListBullet"/>
-        <w:spacing w:after="80" w:line="260" w:lineRule="auto"/>
-      </w:pPr>
-      <w:r>
-        <w:rPr>
-          <w:rFonts w:ascii="Calibri" w:hAnsi="Calibri" w:eastAsia="Calibri"/>
-          <w:b/>
-          <w:color w:val="061A4F"/>
-          <w:sz w:val="22"/>
-        </w:rPr>
-        <w:t xml:space="preserve">â€¢ SEPARACAO: </w:t>
-      </w:r>
-      <w:r>
-        <w:rPr>
-          <w:rFonts w:ascii="Calibri" w:hAnsi="Calibri" w:eastAsia="Calibri"/>
-          <w:b w:val="0"/>
-          <w:color w:val="333333"/>
-          <w:sz w:val="22"/>
-        </w:rPr>
-        <w:t xml:space="preserve">Operador avanÃ§a o pedido para separaÃ§Ã£o fÃ­sica no depÃ³sito.</w:t>
-      </w:r>
-    </w:p>
-    <w:p>
-      <w:pPr>
-        <w:pStyle w:val="ListBullet"/>
-        <w:spacing w:after="80" w:line="260" w:lineRule="auto"/>
-      </w:pPr>
-      <w:r>
-        <w:rPr>
-          <w:rFonts w:ascii="Calibri" w:hAnsi="Calibri" w:eastAsia="Calibri"/>
-          <w:b/>
-          <w:color w:val="061A4F"/>
-          <w:sz w:val="22"/>
-        </w:rPr>
-        <w:t xml:space="preserve">â€¢ ROTA: </w:t>
-      </w:r>
-      <w:r>
-        <w:rPr>
-          <w:rFonts w:ascii="Calibri" w:hAnsi="Calibri" w:eastAsia="Calibri"/>
-          <w:b w:val="0"/>
-          <w:color w:val="333333"/>
-          <w:sz w:val="22"/>
-        </w:rPr>
-        <w:t xml:space="preserve">Pedido vinculado a uma rota de entrega e despachado no veÃ­culo.</w:t>
-      </w:r>
-    </w:p>
-    <w:p>
-      <w:pPr>
-        <w:pStyle w:val="ListBullet"/>
-        <w:spacing w:after="80" w:line="260" w:lineRule="auto"/>
-      </w:pPr>
-      <w:r>
-        <w:rPr>
-          <w:rFonts w:ascii="Calibri" w:hAnsi="Calibri" w:eastAsia="Calibri"/>
-          <w:b/>
-          <w:color w:val="061A4F"/>
-          <w:sz w:val="22"/>
-        </w:rPr>
-        <w:t xml:space="preserve">â€¢ CONCLUIDO: </w:t>
-      </w:r>
-      <w:r>
-        <w:rPr>
-          <w:rFonts w:ascii="Calibri" w:hAnsi="Calibri" w:eastAsia="Calibri"/>
-          <w:b w:val="0"/>
-          <w:color w:val="333333"/>
-          <w:sz w:val="22"/>
-        </w:rPr>
-        <w:t xml:space="preserve">PDV BalcÃ£o direto ou entrega confirmada no app do motorista com upload de comprovante e baixa definitiva da reserva.</w:t>
-      </w:r>
-    </w:p>
-    <w:p>
-      <w:pPr>
-        <w:pStyle w:val="ListBullet"/>
-        <w:spacing w:after="80" w:line="260" w:lineRule="auto"/>
-      </w:pPr>
-      <w:r>
-        <w:rPr>
-          <w:rFonts w:ascii="Calibri" w:hAnsi="Calibri" w:eastAsia="Calibri"/>
-          <w:b/>
-          <w:color w:val="061A4F"/>
-          <w:sz w:val="22"/>
-        </w:rPr>
-        <w:t xml:space="preserve">â€¢ CANCELADO: </w:t>
-      </w:r>
-      <w:r>
-        <w:rPr>
-          <w:rFonts w:ascii="Calibri" w:hAnsi="Calibri" w:eastAsia="Calibri"/>
-          <w:b w:val="0"/>
-          <w:color w:val="333333"/>
-          <w:sz w:val="22"/>
-        </w:rPr>
-        <w:t xml:space="preserve">Cancelamento operacional com estorno automÃ¡tico da reserva para o saldo disponÃ­vel.</w:t>
-      </w:r>
-    </w:p>
-    <w:p>
-      <w:pPr>
-        <w:pStyle w:val="ListBullet"/>
-        <w:spacing w:after="80" w:line="260" w:lineRule="auto"/>
-      </w:pPr>
-      <w:r>
-        <w:rPr>
-          <w:rFonts w:ascii="Calibri" w:hAnsi="Calibri" w:eastAsia="Calibri"/>
-          <w:b/>
-          <w:color w:val="061A4F"/>
-          <w:sz w:val="22"/>
-        </w:rPr>
-        <w:t xml:space="preserve">â€¢ REVERSÃƒO DE RETORNO (ROTA -&gt; SEPARACAO): </w:t>
-      </w:r>
-      <w:r>
-        <w:rPr>
-          <w:rFonts w:ascii="Calibri" w:hAnsi="Calibri" w:eastAsia="Calibri"/>
-          <w:b w:val="0"/>
-          <w:color w:val="333333"/>
-          <w:sz w:val="22"/>
-        </w:rPr>
-        <w:t xml:space="preserve">Ao acionar POST /api/logistics/orders/:oid/fail, o servidor desassocia o pedido da rota, decrementa contadores de carga, grava na tabela pedido_retornos e reverte o status para SEPARACAO, deixando-o imediatamente livre para nova rota.</w:t>
-      </w:r>
-    </w:p>
-    <w:p>
-      <w:pPr>
-        <w:spacing w:before="240" w:after="160"/>
-      </w:pPr>
-      <w:r>
-        <w:rPr>
-          <w:rFonts w:ascii="Calibri" w:hAnsi="Calibri" w:eastAsia="Calibri"/>
-          <w:b/>
-          <w:color w:val="061A4F"/>
-          <w:sz w:val="36"/>
-        </w:rPr>
-        <w:t>4. CatÃ¡logo das 106+ Rotas REST</w:t>
-      </w:r>
-    </w:p>
-    <w:p>
-      <w:pPr>
-        <w:spacing w:after="120" w:line="276" w:lineRule="auto"/>
-      </w:pPr>
-      <w:r>
-        <w:rPr>
-          <w:rFonts w:ascii="Calibri" w:hAnsi="Calibri" w:eastAsia="Calibri"/>
-          <w:b w:val="0"/>
-          <w:color w:val="333333"/>
-          <w:sz w:val="22"/>
-        </w:rPr>
-        <w:t xml:space="preserve">Mapeamento das 11 famÃ­lias de rotas ativas no servidor:</w:t>
-      </w:r>
-    </w:p>
-    <w:p>
-      <w:pPr>
-        <w:pStyle w:val="ListBullet"/>
-        <w:spacing w:after="80" w:line="260" w:lineRule="auto"/>
-      </w:pPr>
-      <w:r>
-        <w:rPr>
-          <w:rFonts w:ascii="Calibri" w:hAnsi="Calibri" w:eastAsia="Calibri"/>
-          <w:b/>
-          <w:color w:val="061A4F"/>
-          <w:sz w:val="22"/>
-        </w:rPr>
-        <w:t xml:space="preserve">â€¢ Infraestrutura e Tempo Real: </w:t>
-      </w:r>
-      <w:r>
-        <w:rPr>
-          <w:rFonts w:ascii="Calibri" w:hAnsi="Calibri" w:eastAsia="Calibri"/>
-          <w:b w:val="0"/>
-          <w:color w:val="333333"/>
-          <w:sz w:val="22"/>
-        </w:rPr>
-        <w:t xml:space="preserve">/health, /ready, /api/events/ticket, /api/events (SSE stream com heartbeat de 25s e BroadcastChannel local).</w:t>
-      </w:r>
-    </w:p>
-    <w:p>
-      <w:pPr>
-        <w:pStyle w:val="ListBullet"/>
-        <w:spacing w:after="80" w:line="260" w:lineRule="auto"/>
-      </w:pPr>
-      <w:r>
-        <w:rPr>
-          <w:rFonts w:ascii="Calibri" w:hAnsi="Calibri" w:eastAsia="Calibri"/>
-          <w:b/>
-          <w:color w:val="061A4F"/>
-          <w:sz w:val="22"/>
-        </w:rPr>
-        <w:t xml:space="preserve">â€¢ AdministraÃ§Ã£o e Auditoria: </w:t>
-      </w:r>
-      <w:r>
-        <w:rPr>
-          <w:rFonts w:ascii="Calibri" w:hAnsi="Calibri" w:eastAsia="Calibri"/>
-          <w:b w:val="0"/>
-          <w:color w:val="333333"/>
-          <w:sz w:val="22"/>
-        </w:rPr>
-        <w:t xml:space="preserve">/api/setup/*, /api/auth/login, /api/me, /api/users/*, /api/audit, /api/admin/metrics, /api/admin/reconcile, /api/admin/ia/*.</w:t>
-      </w:r>
-    </w:p>
-    <w:p>
-      <w:pPr>
-        <w:pStyle w:val="ListBullet"/>
-        <w:spacing w:after="80" w:line="260" w:lineRule="auto"/>
-      </w:pPr>
-      <w:r>
-        <w:rPr>
-          <w:rFonts w:ascii="Calibri" w:hAnsi="Calibri" w:eastAsia="Calibri"/>
-          <w:b/>
-          <w:color w:val="061A4F"/>
-          <w:sz w:val="22"/>
-        </w:rPr>
-        <w:t xml:space="preserve">â€¢ CatÃ¡logo e Tabelas de PreÃ§o: </w:t>
-      </w:r>
-      <w:r>
-        <w:rPr>
-          <w:rFonts w:ascii="Calibri" w:hAnsi="Calibri" w:eastAsia="Calibri"/>
-          <w:b w:val="0"/>
-          <w:color w:val="333333"/>
-          <w:sz w:val="22"/>
-        </w:rPr>
-        <w:t xml:space="preserve">/api/categories/*, /api/products/*, /api/promotions/*, /api/price-tables/*.</w:t>
-      </w:r>
-    </w:p>
-    <w:p>
-      <w:pPr>
-        <w:pStyle w:val="ListBullet"/>
-        <w:spacing w:after="80" w:line="260" w:lineRule="auto"/>
-      </w:pPr>
-      <w:r>
-        <w:rPr>
-          <w:rFonts w:ascii="Calibri" w:hAnsi="Calibri" w:eastAsia="Calibri"/>
-          <w:b/>
-          <w:color w:val="061A4F"/>
-          <w:sz w:val="22"/>
-        </w:rPr>
-        <w:t xml:space="preserve">â€¢ Estoque e CRM: </w:t>
-      </w:r>
-      <w:r>
-        <w:rPr>
-          <w:rFonts w:ascii="Calibri" w:hAnsi="Calibri" w:eastAsia="Calibri"/>
-          <w:b w:val="0"/>
-          <w:color w:val="333333"/>
-          <w:sz w:val="22"/>
-        </w:rPr>
-        <w:t xml:space="preserve">/api/stock, /api/stock/adjust, /api/clients/*, /api/crm/dashboard (matriz RFM).</w:t>
-      </w:r>
-    </w:p>
-    <w:p>
-      <w:pPr>
-        <w:pStyle w:val="ListBullet"/>
-        <w:spacing w:after="80" w:line="260" w:lineRule="auto"/>
-      </w:pPr>
-      <w:r>
-        <w:rPr>
-          <w:rFonts w:ascii="Calibri" w:hAnsi="Calibri" w:eastAsia="Calibri"/>
-          <w:b/>
-          <w:color w:val="061A4F"/>
-          <w:sz w:val="22"/>
-        </w:rPr>
-        <w:t xml:space="preserve">â€¢ Canais de Venda e Pedidos: </w:t>
-      </w:r>
-      <w:r>
-        <w:rPr>
-          <w:rFonts w:ascii="Calibri" w:hAnsi="Calibri" w:eastAsia="Calibri"/>
-          <w:b w:val="0"/>
-          <w:color w:val="333333"/>
-          <w:sz w:val="22"/>
-        </w:rPr>
-        <w:t xml:space="preserve">/api/pdv/*, /api/store/*, /api/seller/*, /api/orders/*.</w:t>
-      </w:r>
-    </w:p>
-    <w:p>
-      <w:pPr>
-        <w:pStyle w:val="ListBullet"/>
-        <w:spacing w:after="80" w:line="260" w:lineRule="auto"/>
-      </w:pPr>
-      <w:r>
-        <w:rPr>
-          <w:rFonts w:ascii="Calibri" w:hAnsi="Calibri" w:eastAsia="Calibri"/>
-          <w:b/>
-          <w:color w:val="061A4F"/>
-          <w:sz w:val="22"/>
-        </w:rPr>
-        <w:t xml:space="preserve">â€¢ LogÃ­stica e Retornos: </w:t>
-      </w:r>
-      <w:r>
-        <w:rPr>
-          <w:rFonts w:ascii="Calibri" w:hAnsi="Calibri" w:eastAsia="Calibri"/>
-          <w:b w:val="0"/>
-          <w:color w:val="333333"/>
-          <w:sz w:val="22"/>
-        </w:rPr>
-        <w:t xml:space="preserve">/api/logistics/routes, /api/logistics/grouped-orders, /api/logistics/orders/:oid/fail, /api/logistics/returned-orders.</w:t>
-      </w:r>
-    </w:p>
-    <w:p>
-      <w:pPr>
-        <w:pStyle w:val="ListBullet"/>
-        <w:spacing w:after="80" w:line="260" w:lineRule="auto"/>
-      </w:pPr>
-      <w:r>
-        <w:rPr>
-          <w:rFonts w:ascii="Calibri" w:hAnsi="Calibri" w:eastAsia="Calibri"/>
-          <w:b/>
-          <w:color w:val="061A4F"/>
-          <w:sz w:val="22"/>
-        </w:rPr>
-        <w:t xml:space="preserve">â€¢ Fornecedores e Inbound: </w:t>
-      </w:r>
-      <w:r>
-        <w:rPr>
-          <w:rFonts w:ascii="Calibri" w:hAnsi="Calibri" w:eastAsia="Calibri"/>
-          <w:b w:val="0"/>
-          <w:color w:val="333333"/>
-          <w:sz w:val="22"/>
-        </w:rPr>
-        <w:t xml:space="preserve">/api/suppliers/*, /api/purchases/*, /api/purchases/:id/receive (doca).</w:t>
+        <w:t xml:space="preserve">) garantindo abertura em ~0.05s em modo avião.</w:t>
       </w:r>
     </w:p>
     <w:sectPr>
